--- a/docs/downloads/rapport-alaotra.docx
+++ b/docs/downloads/rapport-alaotra.docx
@@ -1748,7 +1748,7 @@
     <w:bookmarkEnd w:id="47"/>
     <w:bookmarkEnd w:id="48"/>
     <w:bookmarkEnd w:id="49"/>
-    <w:bookmarkStart w:id="139" w:name="X2f0b4bab865cbdc8f0c24eb5bc26af9f83197a2"/>
+    <w:bookmarkStart w:id="138" w:name="X2f0b4bab865cbdc8f0c24eb5bc26af9f83197a2"/>
     <w:p>
       <w:pPr>
         <w:pStyle w:val="Titre1"/>
@@ -3256,19 +3256,19 @@
     </w:p>
     <w:p>
       <w:pPr>
-        <w:pStyle w:val="FirstParagraph"/>
+        <w:pStyle w:val="CaptionedFigure"/>
       </w:pPr>
       <w:r>
         <w:drawing>
           <wp:inline>
-            <wp:extent cx="4620126" cy="3696101"/>
+            <wp:extent cx="4620126" cy="14784404"/>
             <wp:effectExtent b="0" l="0" r="0" t="0"/>
-            <wp:docPr descr="" title="" id="96" name="Picture"/>
+            <wp:docPr descr="Activités principales des CM par observatoire et sexe" title="" id="96" name="Picture"/>
             <a:graphic>
               <a:graphicData uri="http://schemas.openxmlformats.org/drawingml/2006/picture">
                 <pic:pic>
                   <pic:nvPicPr>
-                    <pic:cNvPr descr="02_structure_menages_files/figure-docx/cm_act_sex-1.png" id="97" name="Picture"/>
+                    <pic:cNvPr descr="02_structure_menages_files/figure-docx/fig_cm_act_sex-1.png" id="97" name="Picture"/>
                     <pic:cNvPicPr>
                       <a:picLocks noChangeArrowheads="1" noChangeAspect="1"/>
                     </pic:cNvPicPr>
@@ -3282,7 +3282,7 @@
                   <pic:spPr bwMode="auto">
                     <a:xfrm>
                       <a:off x="0" y="0"/>
-                      <a:ext cx="4620126" cy="3696101"/>
+                      <a:ext cx="4620126" cy="14784404"/>
                     </a:xfrm>
                     <a:prstGeom prst="rect">
                       <a:avLst/>
@@ -3301,10 +3301,18 @@
         </w:drawing>
       </w:r>
     </w:p>
+    <w:p>
+      <w:pPr>
+        <w:pStyle w:val="ImageCaption"/>
+      </w:pPr>
+      <w:r>
+        <w:t xml:space="preserve">Activités principales des CM par observatoire et sexe</w:t>
+      </w:r>
+    </w:p>
     <w:bookmarkEnd w:id="98"/>
     <w:bookmarkEnd w:id="99"/>
     <w:bookmarkEnd w:id="100"/>
-    <w:bookmarkStart w:id="138" w:name="X57f2daed0b4a0ac8c44ae97171a5ac716837489"/>
+    <w:bookmarkStart w:id="137" w:name="X57f2daed0b4a0ac8c44ae97171a5ac716837489"/>
     <w:p>
       <w:pPr>
         <w:pStyle w:val="Titre2"/>
@@ -3619,7 +3627,7 @@
     <w:bookmarkEnd w:id="117"/>
     <w:bookmarkEnd w:id="118"/>
     <w:bookmarkEnd w:id="119"/>
-    <w:bookmarkStart w:id="127" w:name="scolarisation"/>
+    <w:bookmarkStart w:id="126" w:name="scolarisation"/>
     <w:p>
       <w:pPr>
         <w:pStyle w:val="Titre3"/>
@@ -3654,7 +3662,7 @@
       </w:r>
     </w:p>
     <w:bookmarkEnd w:id="120"/>
-    <w:bookmarkStart w:id="126" w:name="Xe1cead9d2afb94967e0a6d7bde7feca3037673d"/>
+    <w:bookmarkStart w:id="125" w:name="Xe1cead9d2afb94967e0a6d7bde7feca3037673d"/>
     <w:p>
       <w:pPr>
         <w:pStyle w:val="Titre4"/>
@@ -3685,24 +3693,7 @@
         <w:t xml:space="preserve"> </w:t>
       </w:r>
       <w:r>
-        <w:t xml:space="preserve">et le</w:t>
-      </w:r>
-      <w:r>
-        <w:t xml:space="preserve"> </w:t>
-      </w:r>
-      <w:hyperlink w:anchor="tbl-raisons-non-scol">
-        <w:r>
-          <w:rPr>
-            <w:rStyle w:val="Lienhypertexte"/>
-          </w:rPr>
-          <w:t xml:space="preserve">Table 2.2</w:t>
-        </w:r>
-      </w:hyperlink>
-      <w:r>
-        <w:t xml:space="preserve"> </w:t>
-      </w:r>
-      <w:r>
-        <w:t xml:space="preserve">détaillent l’ensemble des motifs de non-scolarisation cités.</w:t>
+        <w:t xml:space="preserve">détaille l’ensemble des motifs de non-scolarisation cités.</w:t>
       </w:r>
     </w:p>
     <w:p>
@@ -3792,6 +3783,25 @@
         </w:tc>
       </w:tr>
     </w:tbl>
+    <w:bookmarkEnd w:id="125"/>
+    <w:bookmarkEnd w:id="126"/>
+    <w:bookmarkStart w:id="136" w:name="Xe10b0f911d4aea72fedebcae4fa3fbee9ebe092"/>
+    <w:p>
+      <w:pPr>
+        <w:pStyle w:val="Titre3"/>
+      </w:pPr>
+      <w:r>
+        <w:t xml:space="preserve">2.3.4 Activités principales des autres membres de ménages</w:t>
+      </w:r>
+    </w:p>
+    <w:p>
+      <w:pPr>
+        <w:pStyle w:val="FirstParagraph"/>
+      </w:pPr>
+      <w:r>
+        <w:t xml:space="preserve">La répartition sectorielle des activités des autres membres de ménage reflète la diversification économique au sein des familles et le rôle des conjoints et enfants dans l’économie du ménage. Les activités sont regroupées selon la même nomenclature sectorielle que pour les CM.</w:t>
+      </w:r>
+    </w:p>
     <w:tbl>
       <w:tblPr>
         <w:tblStyle w:val="Table"/>
@@ -3805,7 +3815,7 @@
       <w:tr>
         <w:tc>
           <w:tcPr/>
-          <w:bookmarkStart w:id="125" w:name="tbl-raisons-non-scol"/>
+          <w:bookmarkStart w:id="131" w:name="fig-other-act"/>
           <w:p>
             <w:pPr>
               <w:jc w:val="center"/>
@@ -3816,56 +3826,6 @@
               <w:pStyle w:val="ImageCaption"/>
             </w:pPr>
             <w:r>
-              <w:t xml:space="preserve">Table 2.2: Raisons de non-scolarisation des 6-15 ans par observatoire</w:t>
-            </w:r>
-          </w:p>
-          <w:bookmarkEnd w:id="125"/>
-        </w:tc>
-      </w:tr>
-    </w:tbl>
-    <w:bookmarkEnd w:id="126"/>
-    <w:bookmarkEnd w:id="127"/>
-    <w:bookmarkStart w:id="137" w:name="Xe10b0f911d4aea72fedebcae4fa3fbee9ebe092"/>
-    <w:p>
-      <w:pPr>
-        <w:pStyle w:val="Titre3"/>
-      </w:pPr>
-      <w:r>
-        <w:t xml:space="preserve">2.3.4 Activités principales des autres membres de ménages</w:t>
-      </w:r>
-    </w:p>
-    <w:p>
-      <w:pPr>
-        <w:pStyle w:val="FirstParagraph"/>
-      </w:pPr>
-      <w:r>
-        <w:t xml:space="preserve">La répartition sectorielle des activités des autres membres de ménage reflète la diversification économique au sein des familles et le rôle des conjoints et enfants dans l’économie du ménage. Les activités sont regroupées selon la même nomenclature sectorielle que pour les CM.</w:t>
-      </w:r>
-    </w:p>
-    <w:tbl>
-      <w:tblPr>
-        <w:tblStyle w:val="Table"/>
-        <w:tblW w:type="pct" w:w="5000"/>
-        <w:tblLayout w:type="fixed"/>
-        <w:tblLook w:firstRow="0" w:lastRow="0" w:firstColumn="0" w:lastColumn="0" w:noHBand="0" w:noVBand="0" w:val="0000"/>
-      </w:tblPr>
-      <w:tblGrid>
-        <w:gridCol w:w="7920"/>
-      </w:tblGrid>
-      <w:tr>
-        <w:tc>
-          <w:tcPr/>
-          <w:bookmarkStart w:id="132" w:name="fig-other-act"/>
-          <w:p>
-            <w:pPr>
-              <w:jc w:val="center"/>
-            </w:pPr>
-            <w:pPr>
-              <w:jc w:val="left"/>
-              <w:spacing w:before="200"/>
-              <w:pStyle w:val="ImageCaption"/>
-            </w:pPr>
-            <w:r>
               <w:t xml:space="preserve">Figure 2.3</w:t>
             </w:r>
           </w:p>
@@ -3874,24 +3834,24 @@
               <w:pStyle w:val="Compact"/>
               <w:jc w:val="center"/>
             </w:pPr>
-            <w:bookmarkStart w:id="131" w:name="fig-other-act"/>
+            <w:bookmarkStart w:id="130" w:name="fig-other-act"/>
             <w:r>
               <w:drawing>
                 <wp:inline>
                   <wp:extent cx="4620126" cy="14784404"/>
                   <wp:effectExtent b="0" l="0" r="0" t="0"/>
-                  <wp:docPr descr="" title="" id="129" name="Picture"/>
+                  <wp:docPr descr="" title="" id="128" name="Picture"/>
                   <a:graphic>
                     <a:graphicData uri="http://schemas.openxmlformats.org/drawingml/2006/picture">
                       <pic:pic>
                         <pic:nvPicPr>
-                          <pic:cNvPr descr="02_structure_menages_files/figure-docx/fig-other-act-1.png" id="130" name="Picture"/>
+                          <pic:cNvPr descr="02_structure_menages_files/figure-docx/fig-other-act-1.png" id="129" name="Picture"/>
                           <pic:cNvPicPr>
                             <a:picLocks noChangeArrowheads="1" noChangeAspect="1"/>
                           </pic:cNvPicPr>
                         </pic:nvPicPr>
                         <pic:blipFill>
-                          <a:blip r:embed="rId128"/>
+                          <a:blip r:embed="rId127"/>
                           <a:stretch>
                             <a:fillRect/>
                           </a:stretch>
@@ -3917,13 +3877,13 @@
                 </wp:inline>
               </w:drawing>
             </w:r>
-            <w:bookmarkEnd w:id="131"/>
-          </w:p>
-          <w:bookmarkEnd w:id="132"/>
+            <w:bookmarkEnd w:id="130"/>
+          </w:p>
+          <w:bookmarkEnd w:id="131"/>
         </w:tc>
       </w:tr>
     </w:tbl>
-    <w:bookmarkStart w:id="136" w:name="X46ff1d61f791f42f47b783b920cfc68895dbbf2"/>
+    <w:bookmarkStart w:id="135" w:name="X46ff1d61f791f42f47b783b920cfc68895dbbf2"/>
     <w:p>
       <w:pPr>
         <w:pStyle w:val="Titre4"/>
@@ -3939,20 +3899,20 @@
       <w:r>
         <w:drawing>
           <wp:inline>
-            <wp:extent cx="4620126" cy="3696101"/>
+            <wp:extent cx="4620126" cy="14784404"/>
             <wp:effectExtent b="0" l="0" r="0" t="0"/>
-            <wp:docPr descr="" title="" id="134" name="Picture"/>
+            <wp:docPr descr="" title="" id="133" name="Picture"/>
             <a:graphic>
               <a:graphicData uri="http://schemas.openxmlformats.org/drawingml/2006/picture">
                 <pic:pic>
                   <pic:nvPicPr>
-                    <pic:cNvPr descr="02_structure_menages_files/figure-docx/other_act_sex-1.png" id="135" name="Picture"/>
+                    <pic:cNvPr descr="02_structure_menages_files/figure-docx/fig_other_act_sex-1.png" id="134" name="Picture"/>
                     <pic:cNvPicPr>
                       <a:picLocks noChangeArrowheads="1" noChangeAspect="1"/>
                     </pic:cNvPicPr>
                   </pic:nvPicPr>
                   <pic:blipFill>
-                    <a:blip r:embed="rId133"/>
+                    <a:blip r:embed="rId132"/>
                     <a:stretch>
                       <a:fillRect/>
                     </a:stretch>
@@ -3960,7 +3920,7 @@
                   <pic:spPr bwMode="auto">
                     <a:xfrm>
                       <a:off x="0" y="0"/>
-                      <a:ext cx="4620126" cy="3696101"/>
+                      <a:ext cx="4620126" cy="14784404"/>
                     </a:xfrm>
                     <a:prstGeom prst="rect">
                       <a:avLst/>
@@ -3979,11 +3939,11 @@
         </w:drawing>
       </w:r>
     </w:p>
+    <w:bookmarkEnd w:id="135"/>
     <w:bookmarkEnd w:id="136"/>
     <w:bookmarkEnd w:id="137"/>
     <w:bookmarkEnd w:id="138"/>
-    <w:bookmarkEnd w:id="139"/>
-    <w:bookmarkStart w:id="194" w:name="habitat-et-niveau-de-vie"/>
+    <w:bookmarkStart w:id="193" w:name="habitat-et-niveau-de-vie"/>
     <w:p>
       <w:pPr>
         <w:pStyle w:val="Titre1"/>
@@ -4041,12 +4001,12 @@
                 <wp:inline>
                   <wp:extent cx="152400" cy="152400"/>
                   <wp:effectExtent b="0" l="0" r="0" t="0"/>
-                  <wp:docPr descr="" title="" id="140" name="Picture"/>
+                  <wp:docPr descr="" title="" id="139" name="Picture"/>
                   <a:graphic>
                     <a:graphicData uri="http://schemas.openxmlformats.org/drawingml/2006/picture">
                       <pic:pic>
                         <pic:nvPicPr>
-                          <pic:cNvPr descr="C:\Users\fbede\AppData\Local\Programs\Quarto\share\formats\docx\warning.png" id="141" name="Picture"/>
+                          <pic:cNvPr descr="C:\Users\fbede\AppData\Local\Programs\Quarto\share\formats\docx\warning.png" id="140" name="Picture"/>
                           <pic:cNvPicPr>
                             <a:picLocks noChangeArrowheads="1" noChangeAspect="1"/>
                           </pic:cNvPicPr>
@@ -4124,7 +4084,7 @@
         <w:t xml:space="preserve">Dans l’Alaotra, les conditions d’habitat bénéficient de la relative prospérité du premier bassin rizicole du pays. L’accès à l’eau est facilité par la proximité du lac et du réseau d’irrigation, mais la qualité de l’eau potable reste un enjeu sanitaire. Les ménages des fokontany proches des périmètres irrigués (Avaradrano, Feramanga Atsimo, Mangabe) disposent en moyenne d’un meilleur équipement agricole que ceux des zones périphériques. La possession de biens de confort courants y est plus répandue que dans d’autres observatoires ruraux de Madagascar.</w:t>
       </w:r>
     </w:p>
-    <w:bookmarkStart w:id="164" w:name="habitat"/>
+    <w:bookmarkStart w:id="163" w:name="habitat"/>
     <w:p>
       <w:pPr>
         <w:pStyle w:val="Titre2"/>
@@ -4141,7 +4101,7 @@
         <w:t xml:space="preserve">Les conditions d’habitat des ménages enquêtés témoignent des réalités du milieu rural malgache. Le statut d’occupation, le type d’assainissement, l’accès à l’eau, le mode d’éclairage et la source d’énergie de cuisson constituent des indicateurs essentiels du cadre de vie.</w:t>
       </w:r>
     </w:p>
-    <w:bookmarkStart w:id="145" w:name="statut-doccupation-du-logement"/>
+    <w:bookmarkStart w:id="144" w:name="statut-doccupation-du-logement"/>
     <w:p>
       <w:pPr>
         <w:pStyle w:val="Titre3"/>
@@ -4175,18 +4135,18 @@
           <wp:inline>
             <wp:extent cx="4620126" cy="9423132"/>
             <wp:effectExtent b="0" l="0" r="0" t="0"/>
-            <wp:docPr descr="" title="" id="143" name="Picture"/>
+            <wp:docPr descr="" title="" id="142" name="Picture"/>
             <a:graphic>
               <a:graphicData uri="http://schemas.openxmlformats.org/drawingml/2006/picture">
                 <pic:pic>
                   <pic:nvPicPr>
-                    <pic:cNvPr descr="03_habitat_niveau_de_vie_files/figure-docx/unnamed-chunk-1-1.png" id="144" name="Picture"/>
+                    <pic:cNvPr descr="03_habitat_niveau_de_vie_files/figure-docx/unnamed-chunk-1-1.png" id="143" name="Picture"/>
                     <pic:cNvPicPr>
                       <a:picLocks noChangeArrowheads="1" noChangeAspect="1"/>
                     </pic:cNvPicPr>
                   </pic:nvPicPr>
                   <pic:blipFill>
-                    <a:blip r:embed="rId142"/>
+                    <a:blip r:embed="rId141"/>
                     <a:stretch>
                       <a:fillRect/>
                     </a:stretch>
@@ -4213,8 +4173,8 @@
         </w:drawing>
       </w:r>
     </w:p>
-    <w:bookmarkEnd w:id="145"/>
-    <w:bookmarkStart w:id="149" w:name="type-de-latrine"/>
+    <w:bookmarkEnd w:id="144"/>
+    <w:bookmarkStart w:id="148" w:name="type-de-latrine"/>
     <w:p>
       <w:pPr>
         <w:pStyle w:val="Titre3"/>
@@ -4248,18 +4208,18 @@
           <wp:inline>
             <wp:extent cx="4620126" cy="13667873"/>
             <wp:effectExtent b="0" l="0" r="0" t="0"/>
-            <wp:docPr descr="" title="" id="147" name="Picture"/>
+            <wp:docPr descr="" title="" id="146" name="Picture"/>
             <a:graphic>
               <a:graphicData uri="http://schemas.openxmlformats.org/drawingml/2006/picture">
                 <pic:pic>
                   <pic:nvPicPr>
-                    <pic:cNvPr descr="03_habitat_niveau_de_vie_files/figure-docx/unnamed-chunk-2-1.png" id="148" name="Picture"/>
+                    <pic:cNvPr descr="03_habitat_niveau_de_vie_files/figure-docx/unnamed-chunk-2-1.png" id="147" name="Picture"/>
                     <pic:cNvPicPr>
                       <a:picLocks noChangeArrowheads="1" noChangeAspect="1"/>
                     </pic:cNvPicPr>
                   </pic:nvPicPr>
                   <pic:blipFill>
-                    <a:blip r:embed="rId146"/>
+                    <a:blip r:embed="rId145"/>
                     <a:stretch>
                       <a:fillRect/>
                     </a:stretch>
@@ -4286,8 +4246,8 @@
         </w:drawing>
       </w:r>
     </w:p>
-    <w:bookmarkEnd w:id="149"/>
-    <w:bookmarkStart w:id="153" w:name="acces-a-leau"/>
+    <w:bookmarkEnd w:id="148"/>
+    <w:bookmarkStart w:id="152" w:name="acces-a-leau"/>
     <w:p>
       <w:pPr>
         <w:pStyle w:val="Titre3"/>
@@ -4321,18 +4281,18 @@
           <wp:inline>
             <wp:extent cx="4620126" cy="14784404"/>
             <wp:effectExtent b="0" l="0" r="0" t="0"/>
-            <wp:docPr descr="" title="" id="151" name="Picture"/>
+            <wp:docPr descr="" title="" id="150" name="Picture"/>
             <a:graphic>
               <a:graphicData uri="http://schemas.openxmlformats.org/drawingml/2006/picture">
                 <pic:pic>
                   <pic:nvPicPr>
-                    <pic:cNvPr descr="03_habitat_niveau_de_vie_files/figure-docx/unnamed-chunk-3-1.png" id="152" name="Picture"/>
+                    <pic:cNvPr descr="03_habitat_niveau_de_vie_files/figure-docx/unnamed-chunk-3-1.png" id="151" name="Picture"/>
                     <pic:cNvPicPr>
                       <a:picLocks noChangeArrowheads="1" noChangeAspect="1"/>
                     </pic:cNvPicPr>
                   </pic:nvPicPr>
                   <pic:blipFill>
-                    <a:blip r:embed="rId150"/>
+                    <a:blip r:embed="rId149"/>
                     <a:stretch>
                       <a:fillRect/>
                     </a:stretch>
@@ -4359,8 +4319,8 @@
         </w:drawing>
       </w:r>
     </w:p>
-    <w:bookmarkEnd w:id="153"/>
-    <w:bookmarkStart w:id="157" w:name="mode-declairage"/>
+    <w:bookmarkEnd w:id="152"/>
+    <w:bookmarkStart w:id="156" w:name="mode-declairage"/>
     <w:p>
       <w:pPr>
         <w:pStyle w:val="Titre3"/>
@@ -4386,18 +4346,18 @@
           <wp:inline>
             <wp:extent cx="4620126" cy="14784404"/>
             <wp:effectExtent b="0" l="0" r="0" t="0"/>
-            <wp:docPr descr="" title="" id="155" name="Picture"/>
+            <wp:docPr descr="" title="" id="154" name="Picture"/>
             <a:graphic>
               <a:graphicData uri="http://schemas.openxmlformats.org/drawingml/2006/picture">
                 <pic:pic>
                   <pic:nvPicPr>
-                    <pic:cNvPr descr="03_habitat_niveau_de_vie_files/figure-docx/unnamed-chunk-4-1.png" id="156" name="Picture"/>
+                    <pic:cNvPr descr="03_habitat_niveau_de_vie_files/figure-docx/unnamed-chunk-4-1.png" id="155" name="Picture"/>
                     <pic:cNvPicPr>
                       <a:picLocks noChangeArrowheads="1" noChangeAspect="1"/>
                     </pic:cNvPicPr>
                   </pic:nvPicPr>
                   <pic:blipFill>
-                    <a:blip r:embed="rId154"/>
+                    <a:blip r:embed="rId153"/>
                     <a:stretch>
                       <a:fillRect/>
                     </a:stretch>
@@ -4432,8 +4392,8 @@
         <w:t xml:space="preserve">Parmi les ménages utilisant le solaire, la proportion disposant d’un panneau en état de marche est présentée ci-dessous.</w:t>
       </w:r>
     </w:p>
-    <w:bookmarkEnd w:id="157"/>
-    <w:bookmarkStart w:id="163" w:name="source-denergie-pour-la-cuisson"/>
+    <w:bookmarkEnd w:id="156"/>
+    <w:bookmarkStart w:id="162" w:name="source-denergie-pour-la-cuisson"/>
     <w:p>
       <w:pPr>
         <w:pStyle w:val="Titre3"/>
@@ -4463,7 +4423,7 @@
       <w:tr>
         <w:tc>
           <w:tcPr/>
-          <w:bookmarkStart w:id="162" w:name="fig-cooking"/>
+          <w:bookmarkStart w:id="161" w:name="fig-cooking"/>
           <w:p>
             <w:pPr>
               <w:jc w:val="center"/>
@@ -4482,24 +4442,24 @@
               <w:pStyle w:val="Compact"/>
               <w:jc w:val="center"/>
             </w:pPr>
-            <w:bookmarkStart w:id="161" w:name="fig-cooking"/>
+            <w:bookmarkStart w:id="160" w:name="fig-cooking"/>
             <w:r>
               <w:drawing>
                 <wp:inline>
                   <wp:extent cx="4620126" cy="11550315"/>
                   <wp:effectExtent b="0" l="0" r="0" t="0"/>
-                  <wp:docPr descr="" title="" id="159" name="Picture"/>
+                  <wp:docPr descr="" title="" id="158" name="Picture"/>
                   <a:graphic>
                     <a:graphicData uri="http://schemas.openxmlformats.org/drawingml/2006/picture">
                       <pic:pic>
                         <pic:nvPicPr>
-                          <pic:cNvPr descr="03_habitat_niveau_de_vie_files/figure-docx/fig-cooking-1.png" id="160" name="Picture"/>
+                          <pic:cNvPr descr="03_habitat_niveau_de_vie_files/figure-docx/fig-cooking-1.png" id="159" name="Picture"/>
                           <pic:cNvPicPr>
                             <a:picLocks noChangeArrowheads="1" noChangeAspect="1"/>
                           </pic:cNvPicPr>
                         </pic:nvPicPr>
                         <pic:blipFill>
-                          <a:blip r:embed="rId158"/>
+                          <a:blip r:embed="rId157"/>
                           <a:stretch>
                             <a:fillRect/>
                           </a:stretch>
@@ -4525,15 +4485,15 @@
                 </wp:inline>
               </w:drawing>
             </w:r>
-            <w:bookmarkEnd w:id="161"/>
-          </w:p>
-          <w:bookmarkEnd w:id="162"/>
+            <w:bookmarkEnd w:id="160"/>
+          </w:p>
+          <w:bookmarkEnd w:id="161"/>
         </w:tc>
       </w:tr>
     </w:tbl>
+    <w:bookmarkEnd w:id="162"/>
     <w:bookmarkEnd w:id="163"/>
-    <w:bookmarkEnd w:id="164"/>
-    <w:bookmarkStart w:id="183" w:name="niveau-de-vie"/>
+    <w:bookmarkStart w:id="182" w:name="niveau-de-vie"/>
     <w:p>
       <w:pPr>
         <w:pStyle w:val="Titre2"/>
@@ -4550,7 +4510,7 @@
         <w:t xml:space="preserve">La possession de biens durables constitue un proxy classique du niveau de vie des ménages en milieu rural, où les revenus monétaires sont souvent difficiles à mesurer.</w:t>
       </w:r>
     </w:p>
-    <w:bookmarkStart w:id="170" w:name="biens-de-confort-courant"/>
+    <w:bookmarkStart w:id="169" w:name="biens-de-confort-courant"/>
     <w:p>
       <w:pPr>
         <w:pStyle w:val="Titre3"/>
@@ -4580,7 +4540,7 @@
       <w:tr>
         <w:tc>
           <w:tcPr/>
-          <w:bookmarkStart w:id="169" w:name="fig-comfort"/>
+          <w:bookmarkStart w:id="168" w:name="fig-comfort"/>
           <w:p>
             <w:pPr>
               <w:jc w:val="center"/>
@@ -4599,24 +4559,24 @@
               <w:pStyle w:val="Compact"/>
               <w:jc w:val="center"/>
             </w:pPr>
-            <w:bookmarkStart w:id="168" w:name="fig-comfort"/>
+            <w:bookmarkStart w:id="167" w:name="fig-comfort"/>
             <w:r>
               <w:drawing>
                 <wp:inline>
                   <wp:extent cx="4620126" cy="14784404"/>
                   <wp:effectExtent b="0" l="0" r="0" t="0"/>
-                  <wp:docPr descr="" title="" id="166" name="Picture"/>
+                  <wp:docPr descr="" title="" id="165" name="Picture"/>
                   <a:graphic>
                     <a:graphicData uri="http://schemas.openxmlformats.org/drawingml/2006/picture">
                       <pic:pic>
                         <pic:nvPicPr>
-                          <pic:cNvPr descr="03_habitat_niveau_de_vie_files/figure-docx/fig-comfort-1.png" id="167" name="Picture"/>
+                          <pic:cNvPr descr="03_habitat_niveau_de_vie_files/figure-docx/fig-comfort-1.png" id="166" name="Picture"/>
                           <pic:cNvPicPr>
                             <a:picLocks noChangeArrowheads="1" noChangeAspect="1"/>
                           </pic:cNvPicPr>
                         </pic:nvPicPr>
                         <pic:blipFill>
-                          <a:blip r:embed="rId165"/>
+                          <a:blip r:embed="rId164"/>
                           <a:stretch>
                             <a:fillRect/>
                           </a:stretch>
@@ -4642,14 +4602,14 @@
                 </wp:inline>
               </w:drawing>
             </w:r>
-            <w:bookmarkEnd w:id="168"/>
-          </w:p>
-          <w:bookmarkEnd w:id="169"/>
+            <w:bookmarkEnd w:id="167"/>
+          </w:p>
+          <w:bookmarkEnd w:id="168"/>
         </w:tc>
       </w:tr>
     </w:tbl>
-    <w:bookmarkEnd w:id="170"/>
-    <w:bookmarkStart w:id="176" w:name="equipement-agricole"/>
+    <w:bookmarkEnd w:id="169"/>
+    <w:bookmarkStart w:id="175" w:name="equipement-agricole"/>
     <w:p>
       <w:pPr>
         <w:pStyle w:val="Titre3"/>
@@ -4679,7 +4639,7 @@
       <w:tr>
         <w:tc>
           <w:tcPr/>
-          <w:bookmarkStart w:id="175" w:name="fig-table-equip"/>
+          <w:bookmarkStart w:id="174" w:name="fig-table-equip"/>
           <w:p>
             <w:pPr>
               <w:jc w:val="center"/>
@@ -4698,24 +4658,24 @@
               <w:pStyle w:val="Compact"/>
               <w:jc w:val="center"/>
             </w:pPr>
-            <w:bookmarkStart w:id="174" w:name="fig-table-equip"/>
+            <w:bookmarkStart w:id="173" w:name="fig-table-equip"/>
             <w:r>
               <w:drawing>
                 <wp:inline>
                   <wp:extent cx="4620126" cy="14784404"/>
                   <wp:effectExtent b="0" l="0" r="0" t="0"/>
-                  <wp:docPr descr="" title="" id="172" name="Picture"/>
+                  <wp:docPr descr="" title="" id="171" name="Picture"/>
                   <a:graphic>
                     <a:graphicData uri="http://schemas.openxmlformats.org/drawingml/2006/picture">
                       <pic:pic>
                         <pic:nvPicPr>
-                          <pic:cNvPr descr="03_habitat_niveau_de_vie_files/figure-docx/fig-table-equip-1.png" id="173" name="Picture"/>
+                          <pic:cNvPr descr="03_habitat_niveau_de_vie_files/figure-docx/fig-table-equip-1.png" id="172" name="Picture"/>
                           <pic:cNvPicPr>
                             <a:picLocks noChangeArrowheads="1" noChangeAspect="1"/>
                           </pic:cNvPicPr>
                         </pic:nvPicPr>
                         <pic:blipFill>
-                          <a:blip r:embed="rId171"/>
+                          <a:blip r:embed="rId170"/>
                           <a:stretch>
                             <a:fillRect/>
                           </a:stretch>
@@ -4741,14 +4701,14 @@
                 </wp:inline>
               </w:drawing>
             </w:r>
-            <w:bookmarkEnd w:id="174"/>
-          </w:p>
-          <w:bookmarkEnd w:id="175"/>
+            <w:bookmarkEnd w:id="173"/>
+          </w:p>
+          <w:bookmarkEnd w:id="174"/>
         </w:tc>
       </w:tr>
     </w:tbl>
-    <w:bookmarkEnd w:id="176"/>
-    <w:bookmarkStart w:id="182" w:name="X24c737da7e24b14633fee24ad0f9be046aa4214"/>
+    <w:bookmarkEnd w:id="175"/>
+    <w:bookmarkStart w:id="181" w:name="X24c737da7e24b14633fee24ad0f9be046aa4214"/>
     <w:p>
       <w:pPr>
         <w:pStyle w:val="Titre3"/>
@@ -4778,7 +4738,7 @@
       <w:tr>
         <w:tc>
           <w:tcPr/>
-          <w:bookmarkStart w:id="181" w:name="fig-comm"/>
+          <w:bookmarkStart w:id="180" w:name="fig-comm"/>
           <w:p>
             <w:pPr>
               <w:jc w:val="center"/>
@@ -4797,24 +4757,24 @@
               <w:pStyle w:val="Compact"/>
               <w:jc w:val="center"/>
             </w:pPr>
-            <w:bookmarkStart w:id="180" w:name="fig-comm"/>
+            <w:bookmarkStart w:id="179" w:name="fig-comm"/>
             <w:r>
               <w:drawing>
                 <wp:inline>
                   <wp:extent cx="4620126" cy="13667873"/>
                   <wp:effectExtent b="0" l="0" r="0" t="0"/>
-                  <wp:docPr descr="" title="" id="178" name="Picture"/>
+                  <wp:docPr descr="" title="" id="177" name="Picture"/>
                   <a:graphic>
                     <a:graphicData uri="http://schemas.openxmlformats.org/drawingml/2006/picture">
                       <pic:pic>
                         <pic:nvPicPr>
-                          <pic:cNvPr descr="03_habitat_niveau_de_vie_files/figure-docx/fig-comm-1.png" id="179" name="Picture"/>
+                          <pic:cNvPr descr="03_habitat_niveau_de_vie_files/figure-docx/fig-comm-1.png" id="178" name="Picture"/>
                           <pic:cNvPicPr>
                             <a:picLocks noChangeArrowheads="1" noChangeAspect="1"/>
                           </pic:cNvPicPr>
                         </pic:nvPicPr>
                         <pic:blipFill>
-                          <a:blip r:embed="rId177"/>
+                          <a:blip r:embed="rId176"/>
                           <a:stretch>
                             <a:fillRect/>
                           </a:stretch>
@@ -4840,15 +4800,15 @@
                 </wp:inline>
               </w:drawing>
             </w:r>
-            <w:bookmarkEnd w:id="180"/>
-          </w:p>
-          <w:bookmarkEnd w:id="181"/>
+            <w:bookmarkEnd w:id="179"/>
+          </w:p>
+          <w:bookmarkEnd w:id="180"/>
         </w:tc>
       </w:tr>
     </w:tbl>
+    <w:bookmarkEnd w:id="181"/>
     <w:bookmarkEnd w:id="182"/>
-    <w:bookmarkEnd w:id="183"/>
-    <w:bookmarkStart w:id="193" w:name="transferts-sortants"/>
+    <w:bookmarkStart w:id="192" w:name="transferts-sortants"/>
     <w:p>
       <w:pPr>
         <w:pStyle w:val="Titre2"/>
@@ -4929,7 +4889,7 @@
       <w:tr>
         <w:tc>
           <w:tcPr/>
-          <w:bookmarkStart w:id="187" w:name="fig-transferts-sortants"/>
+          <w:bookmarkStart w:id="186" w:name="fig-transferts-sortants"/>
           <w:p>
             <w:pPr>
               <w:jc w:val="center"/>
@@ -4953,18 +4913,18 @@
                 <wp:inline>
                   <wp:extent cx="5969000" cy="6087136"/>
                   <wp:effectExtent b="0" l="0" r="0" t="0"/>
-                  <wp:docPr descr="" title="" id="185" name="Picture"/>
+                  <wp:docPr descr="" title="" id="184" name="Picture"/>
                   <a:graphic>
                     <a:graphicData uri="http://schemas.openxmlformats.org/drawingml/2006/picture">
                       <pic:pic>
                         <pic:nvPicPr>
-                          <pic:cNvPr descr="03_habitat_niveau_de_vie_files/figure-docx/fig-transferts-sortants-1.png" id="186" name="Picture"/>
+                          <pic:cNvPr descr="03_habitat_niveau_de_vie_files/figure-docx/fig-transferts-sortants-1.png" id="185" name="Picture"/>
                           <pic:cNvPicPr>
                             <a:picLocks noChangeArrowheads="1" noChangeAspect="1"/>
                           </pic:cNvPicPr>
                         </pic:nvPicPr>
                         <pic:blipFill>
-                          <a:blip r:embed="rId184"/>
+                          <a:blip r:embed="rId183"/>
                           <a:stretch>
                             <a:fillRect/>
                           </a:stretch>
@@ -4991,6 +4951,37 @@
               </w:drawing>
             </w:r>
           </w:p>
+          <w:bookmarkEnd w:id="186"/>
+        </w:tc>
+      </w:tr>
+    </w:tbl>
+    <w:tbl>
+      <w:tblPr>
+        <w:tblStyle w:val="Table"/>
+        <w:tblW w:type="pct" w:w="5000"/>
+        <w:tblLayout w:type="fixed"/>
+        <w:tblLook w:firstRow="0" w:lastRow="0" w:firstColumn="0" w:lastColumn="0" w:noHBand="0" w:noVBand="0" w:val="0000"/>
+      </w:tblPr>
+      <w:tblGrid>
+        <w:gridCol w:w="7920"/>
+      </w:tblGrid>
+      <w:tr>
+        <w:tc>
+          <w:tcPr/>
+          <w:bookmarkStart w:id="187" w:name="tbl-transferts-sortants"/>
+          <w:p>
+            <w:pPr>
+              <w:jc w:val="center"/>
+            </w:pPr>
+            <w:pPr>
+              <w:jc w:val="left"/>
+              <w:spacing w:before="200"/>
+              <w:pStyle w:val="ImageCaption"/>
+            </w:pPr>
+            <w:r>
+              <w:t xml:space="preserve">Table 3.1: Transferts sortants : resume par observatoire</w:t>
+            </w:r>
+          </w:p>
           <w:bookmarkEnd w:id="187"/>
         </w:tc>
       </w:tr>
@@ -5008,38 +4999,7 @@
       <w:tr>
         <w:tc>
           <w:tcPr/>
-          <w:bookmarkStart w:id="188" w:name="tbl-transferts-sortants"/>
-          <w:p>
-            <w:pPr>
-              <w:jc w:val="center"/>
-            </w:pPr>
-            <w:pPr>
-              <w:jc w:val="left"/>
-              <w:spacing w:before="200"/>
-              <w:pStyle w:val="ImageCaption"/>
-            </w:pPr>
-            <w:r>
-              <w:t xml:space="preserve">Table 3.1: Transferts sortants : resume par observatoire</w:t>
-            </w:r>
-          </w:p>
-          <w:bookmarkEnd w:id="188"/>
-        </w:tc>
-      </w:tr>
-    </w:tbl>
-    <w:tbl>
-      <w:tblPr>
-        <w:tblStyle w:val="Table"/>
-        <w:tblW w:type="pct" w:w="5000"/>
-        <w:tblLayout w:type="fixed"/>
-        <w:tblLook w:firstRow="0" w:lastRow="0" w:firstColumn="0" w:lastColumn="0" w:noHBand="0" w:noVBand="0" w:val="0000"/>
-      </w:tblPr>
-      <w:tblGrid>
-        <w:gridCol w:w="7920"/>
-      </w:tblGrid>
-      <w:tr>
-        <w:tc>
-          <w:tcPr/>
-          <w:bookmarkStart w:id="192" w:name="fig-destination-transferts"/>
+          <w:bookmarkStart w:id="191" w:name="fig-destination-transferts"/>
           <w:p>
             <w:pPr>
               <w:jc w:val="center"/>
@@ -5063,18 +5023,18 @@
                 <wp:inline>
                   <wp:extent cx="5969000" cy="8290277"/>
                   <wp:effectExtent b="0" l="0" r="0" t="0"/>
-                  <wp:docPr descr="" title="" id="190" name="Picture"/>
+                  <wp:docPr descr="" title="" id="189" name="Picture"/>
                   <a:graphic>
                     <a:graphicData uri="http://schemas.openxmlformats.org/drawingml/2006/picture">
                       <pic:pic>
                         <pic:nvPicPr>
-                          <pic:cNvPr descr="03_habitat_niveau_de_vie_files/figure-docx/fig-destination-transferts-1.png" id="191" name="Picture"/>
+                          <pic:cNvPr descr="03_habitat_niveau_de_vie_files/figure-docx/fig-destination-transferts-1.png" id="190" name="Picture"/>
                           <pic:cNvPicPr>
                             <a:picLocks noChangeArrowheads="1" noChangeAspect="1"/>
                           </pic:cNvPicPr>
                         </pic:nvPicPr>
                         <pic:blipFill>
-                          <a:blip r:embed="rId189"/>
+                          <a:blip r:embed="rId188"/>
                           <a:stretch>
                             <a:fillRect/>
                           </a:stretch>
@@ -5101,13 +5061,13 @@
               </w:drawing>
             </w:r>
           </w:p>
-          <w:bookmarkEnd w:id="192"/>
+          <w:bookmarkEnd w:id="191"/>
         </w:tc>
       </w:tr>
     </w:tbl>
+    <w:bookmarkEnd w:id="192"/>
     <w:bookmarkEnd w:id="193"/>
-    <w:bookmarkEnd w:id="194"/>
-    <w:bookmarkStart w:id="281" w:name="foncier"/>
+    <w:bookmarkStart w:id="280" w:name="foncier"/>
     <w:p>
       <w:pPr>
         <w:pStyle w:val="Titre1"/>
@@ -5165,12 +5125,12 @@
                 <wp:inline>
                   <wp:extent cx="152400" cy="152400"/>
                   <wp:effectExtent b="0" l="0" r="0" t="0"/>
-                  <wp:docPr descr="" title="" id="195" name="Picture"/>
+                  <wp:docPr descr="" title="" id="194" name="Picture"/>
                   <a:graphic>
                     <a:graphicData uri="http://schemas.openxmlformats.org/drawingml/2006/picture">
                       <pic:pic>
                         <pic:nvPicPr>
-                          <pic:cNvPr descr="C:\Users\fbede\AppData\Local\Programs\Quarto\share\formats\docx\warning.png" id="196" name="Picture"/>
+                          <pic:cNvPr descr="C:\Users\fbede\AppData\Local\Programs\Quarto\share\formats\docx\warning.png" id="195" name="Picture"/>
                           <pic:cNvPicPr>
                             <a:picLocks noChangeArrowheads="1" noChangeAspect="1"/>
                           </pic:cNvPicPr>
@@ -5240,7 +5200,7 @@
         </w:tc>
       </w:tr>
     </w:tbl>
-    <w:bookmarkStart w:id="231" w:name="sec-patrimoine"/>
+    <w:bookmarkStart w:id="230" w:name="sec-patrimoine"/>
     <w:p>
       <w:pPr>
         <w:pStyle w:val="Titre2"/>
@@ -5249,7 +5209,7 @@
         <w:t xml:space="preserve">4.1 Patrimoine foncier</w:t>
       </w:r>
     </w:p>
-    <w:bookmarkStart w:id="202" w:name="nombre-de-parcelles-possédées"/>
+    <w:bookmarkStart w:id="201" w:name="nombre-de-parcelles-possédées"/>
     <w:p>
       <w:pPr>
         <w:pStyle w:val="Titre3"/>
@@ -5300,7 +5260,7 @@
       <w:tr>
         <w:tc>
           <w:tcPr/>
-          <w:bookmarkStart w:id="200" w:name="fig-nb-parcelles"/>
+          <w:bookmarkStart w:id="199" w:name="fig-nb-parcelles"/>
           <w:p>
             <w:pPr>
               <w:jc w:val="center"/>
@@ -5324,18 +5284,18 @@
                 <wp:inline>
                   <wp:extent cx="5969000" cy="3730624"/>
                   <wp:effectExtent b="0" l="0" r="0" t="0"/>
-                  <wp:docPr descr="" title="" id="198" name="Picture"/>
+                  <wp:docPr descr="" title="" id="197" name="Picture"/>
                   <a:graphic>
                     <a:graphicData uri="http://schemas.openxmlformats.org/drawingml/2006/picture">
                       <pic:pic>
                         <pic:nvPicPr>
-                          <pic:cNvPr descr="04_foncier_files/figure-docx/fig-nb-parcelles-1.png" id="199" name="Picture"/>
+                          <pic:cNvPr descr="04_foncier_files/figure-docx/fig-nb-parcelles-1.png" id="198" name="Picture"/>
                           <pic:cNvPicPr>
                             <a:picLocks noChangeArrowheads="1" noChangeAspect="1"/>
                           </pic:cNvPicPr>
                         </pic:nvPicPr>
                         <pic:blipFill>
-                          <a:blip r:embed="rId197"/>
+                          <a:blip r:embed="rId196"/>
                           <a:stretch>
                             <a:fillRect/>
                           </a:stretch>
@@ -5362,7 +5322,7 @@
               </w:drawing>
             </w:r>
           </w:p>
-          <w:bookmarkEnd w:id="200"/>
+          <w:bookmarkEnd w:id="199"/>
         </w:tc>
       </w:tr>
     </w:tbl>
@@ -5379,7 +5339,7 @@
       <w:tr>
         <w:tc>
           <w:tcPr/>
-          <w:bookmarkStart w:id="201" w:name="tbl-parcelles-stats"/>
+          <w:bookmarkStart w:id="200" w:name="tbl-parcelles-stats"/>
           <w:p>
             <w:pPr>
               <w:jc w:val="center"/>
@@ -5393,7 +5353,7 @@
               <w:t xml:space="preserve">Table 4.1: Statistiques sur le patrimoine foncier possédé</w:t>
             </w:r>
           </w:p>
-          <w:bookmarkEnd w:id="201"/>
+          <w:bookmarkEnd w:id="200"/>
         </w:tc>
       </w:tr>
     </w:tbl>
@@ -5440,8 +5400,8 @@
         <w:t xml:space="preserve">La superficie moyenne par parcelle est de 51.6 ares, et la surface totale possédée par ménage atteint en moyenne 117.4 ares.</w:t>
       </w:r>
     </w:p>
-    <w:bookmarkEnd w:id="202"/>
-    <w:bookmarkStart w:id="211" w:name="Xb3a5d9a9af71174c0c59d5650fdd434d6154eab"/>
+    <w:bookmarkEnd w:id="201"/>
+    <w:bookmarkStart w:id="210" w:name="Xb3a5d9a9af71174c0c59d5650fdd434d6154eab"/>
     <w:p>
       <w:pPr>
         <w:pStyle w:val="Titre3"/>
@@ -5500,7 +5460,7 @@
       <w:tr>
         <w:tc>
           <w:tcPr/>
-          <w:bookmarkStart w:id="206" w:name="fig-type-parcelle"/>
+          <w:bookmarkStart w:id="205" w:name="fig-type-parcelle"/>
           <w:p>
             <w:pPr>
               <w:jc w:val="center"/>
@@ -5524,18 +5484,18 @@
                 <wp:inline>
                   <wp:extent cx="5969000" cy="9810162"/>
                   <wp:effectExtent b="0" l="0" r="0" t="0"/>
-                  <wp:docPr descr="" title="" id="204" name="Picture"/>
+                  <wp:docPr descr="" title="" id="203" name="Picture"/>
                   <a:graphic>
                     <a:graphicData uri="http://schemas.openxmlformats.org/drawingml/2006/picture">
                       <pic:pic>
                         <pic:nvPicPr>
-                          <pic:cNvPr descr="04_foncier_files/figure-docx/fig-type-parcelle-1.png" id="205" name="Picture"/>
+                          <pic:cNvPr descr="04_foncier_files/figure-docx/fig-type-parcelle-1.png" id="204" name="Picture"/>
                           <pic:cNvPicPr>
                             <a:picLocks noChangeArrowheads="1" noChangeAspect="1"/>
                           </pic:cNvPicPr>
                         </pic:nvPicPr>
                         <pic:blipFill>
-                          <a:blip r:embed="rId203"/>
+                          <a:blip r:embed="rId202"/>
                           <a:stretch>
                             <a:fillRect/>
                           </a:stretch>
@@ -5562,7 +5522,7 @@
               </w:drawing>
             </w:r>
           </w:p>
-          <w:bookmarkEnd w:id="206"/>
+          <w:bookmarkEnd w:id="205"/>
         </w:tc>
       </w:tr>
     </w:tbl>
@@ -5616,7 +5576,7 @@
       <w:tr>
         <w:tc>
           <w:tcPr/>
-          <w:bookmarkStart w:id="210" w:name="fig-localisation-parcelle"/>
+          <w:bookmarkStart w:id="209" w:name="fig-localisation-parcelle"/>
           <w:p>
             <w:pPr>
               <w:jc w:val="center"/>
@@ -5640,18 +5600,18 @@
                 <wp:inline>
                   <wp:extent cx="5969000" cy="9810162"/>
                   <wp:effectExtent b="0" l="0" r="0" t="0"/>
-                  <wp:docPr descr="" title="" id="208" name="Picture"/>
+                  <wp:docPr descr="" title="" id="207" name="Picture"/>
                   <a:graphic>
                     <a:graphicData uri="http://schemas.openxmlformats.org/drawingml/2006/picture">
                       <pic:pic>
                         <pic:nvPicPr>
-                          <pic:cNvPr descr="04_foncier_files/figure-docx/fig-localisation-parcelle-1.png" id="209" name="Picture"/>
+                          <pic:cNvPr descr="04_foncier_files/figure-docx/fig-localisation-parcelle-1.png" id="208" name="Picture"/>
                           <pic:cNvPicPr>
                             <a:picLocks noChangeArrowheads="1" noChangeAspect="1"/>
                           </pic:cNvPicPr>
                         </pic:nvPicPr>
                         <pic:blipFill>
-                          <a:blip r:embed="rId207"/>
+                          <a:blip r:embed="rId206"/>
                           <a:stretch>
                             <a:fillRect/>
                           </a:stretch>
@@ -5678,12 +5638,12 @@
               </w:drawing>
             </w:r>
           </w:p>
-          <w:bookmarkEnd w:id="210"/>
+          <w:bookmarkEnd w:id="209"/>
         </w:tc>
       </w:tr>
     </w:tbl>
-    <w:bookmarkEnd w:id="211"/>
-    <w:bookmarkStart w:id="216" w:name="irrigation-des-parcelles-possédées"/>
+    <w:bookmarkEnd w:id="210"/>
+    <w:bookmarkStart w:id="215" w:name="irrigation-des-parcelles-possédées"/>
     <w:p>
       <w:pPr>
         <w:pStyle w:val="Titre3"/>
@@ -5730,7 +5690,7 @@
       <w:tr>
         <w:tc>
           <w:tcPr/>
-          <w:bookmarkStart w:id="215" w:name="fig-irrigation-possedee"/>
+          <w:bookmarkStart w:id="214" w:name="fig-irrigation-possedee"/>
           <w:p>
             <w:pPr>
               <w:jc w:val="center"/>
@@ -5754,18 +5714,18 @@
                 <wp:inline>
                   <wp:extent cx="5969000" cy="8829145"/>
                   <wp:effectExtent b="0" l="0" r="0" t="0"/>
-                  <wp:docPr descr="" title="" id="213" name="Picture"/>
+                  <wp:docPr descr="" title="" id="212" name="Picture"/>
                   <a:graphic>
                     <a:graphicData uri="http://schemas.openxmlformats.org/drawingml/2006/picture">
                       <pic:pic>
                         <pic:nvPicPr>
-                          <pic:cNvPr descr="04_foncier_files/figure-docx/fig-irrigation-possedee-1.png" id="214" name="Picture"/>
+                          <pic:cNvPr descr="04_foncier_files/figure-docx/fig-irrigation-possedee-1.png" id="213" name="Picture"/>
                           <pic:cNvPicPr>
                             <a:picLocks noChangeArrowheads="1" noChangeAspect="1"/>
                           </pic:cNvPicPr>
                         </pic:nvPicPr>
                         <pic:blipFill>
-                          <a:blip r:embed="rId212"/>
+                          <a:blip r:embed="rId211"/>
                           <a:stretch>
                             <a:fillRect/>
                           </a:stretch>
@@ -5792,12 +5752,12 @@
               </w:drawing>
             </w:r>
           </w:p>
-          <w:bookmarkEnd w:id="215"/>
+          <w:bookmarkEnd w:id="214"/>
         </w:tc>
       </w:tr>
     </w:tbl>
-    <w:bookmarkEnd w:id="216"/>
-    <w:bookmarkStart w:id="225" w:name="mode-dacquisition-et-ancienneté"/>
+    <w:bookmarkEnd w:id="215"/>
+    <w:bookmarkStart w:id="224" w:name="mode-dacquisition-et-ancienneté"/>
     <w:p>
       <w:pPr>
         <w:pStyle w:val="Titre3"/>
@@ -5856,7 +5816,7 @@
       <w:tr>
         <w:tc>
           <w:tcPr/>
-          <w:bookmarkStart w:id="220" w:name="fig-acquisition"/>
+          <w:bookmarkStart w:id="219" w:name="fig-acquisition"/>
           <w:p>
             <w:pPr>
               <w:jc w:val="center"/>
@@ -5880,18 +5840,18 @@
                 <wp:inline>
                   <wp:extent cx="5969000" cy="9550400"/>
                   <wp:effectExtent b="0" l="0" r="0" t="0"/>
-                  <wp:docPr descr="" title="" id="218" name="Picture"/>
+                  <wp:docPr descr="" title="" id="217" name="Picture"/>
                   <a:graphic>
                     <a:graphicData uri="http://schemas.openxmlformats.org/drawingml/2006/picture">
                       <pic:pic>
                         <pic:nvPicPr>
-                          <pic:cNvPr descr="04_foncier_files/figure-docx/fig-acquisition-1.png" id="219" name="Picture"/>
+                          <pic:cNvPr descr="04_foncier_files/figure-docx/fig-acquisition-1.png" id="218" name="Picture"/>
                           <pic:cNvPicPr>
                             <a:picLocks noChangeArrowheads="1" noChangeAspect="1"/>
                           </pic:cNvPicPr>
                         </pic:nvPicPr>
                         <pic:blipFill>
-                          <a:blip r:embed="rId217"/>
+                          <a:blip r:embed="rId216"/>
                           <a:stretch>
                             <a:fillRect/>
                           </a:stretch>
@@ -5918,7 +5878,7 @@
               </w:drawing>
             </w:r>
           </w:p>
-          <w:bookmarkEnd w:id="220"/>
+          <w:bookmarkEnd w:id="219"/>
         </w:tc>
       </w:tr>
     </w:tbl>
@@ -5954,7 +5914,7 @@
       <w:tr>
         <w:tc>
           <w:tcPr/>
-          <w:bookmarkStart w:id="224" w:name="fig-anciennete"/>
+          <w:bookmarkStart w:id="223" w:name="fig-anciennete"/>
           <w:p>
             <w:pPr>
               <w:jc w:val="center"/>
@@ -5978,18 +5938,18 @@
                 <wp:inline>
                   <wp:extent cx="5969000" cy="3316111"/>
                   <wp:effectExtent b="0" l="0" r="0" t="0"/>
-                  <wp:docPr descr="" title="" id="222" name="Picture"/>
+                  <wp:docPr descr="" title="" id="221" name="Picture"/>
                   <a:graphic>
                     <a:graphicData uri="http://schemas.openxmlformats.org/drawingml/2006/picture">
                       <pic:pic>
                         <pic:nvPicPr>
-                          <pic:cNvPr descr="04_foncier_files/figure-docx/fig-anciennete-1.png" id="223" name="Picture"/>
+                          <pic:cNvPr descr="04_foncier_files/figure-docx/fig-anciennete-1.png" id="222" name="Picture"/>
                           <pic:cNvPicPr>
                             <a:picLocks noChangeArrowheads="1" noChangeAspect="1"/>
                           </pic:cNvPicPr>
                         </pic:nvPicPr>
                         <pic:blipFill>
-                          <a:blip r:embed="rId221"/>
+                          <a:blip r:embed="rId220"/>
                           <a:stretch>
                             <a:fillRect/>
                           </a:stretch>
@@ -6016,12 +5976,12 @@
               </w:drawing>
             </w:r>
           </w:p>
-          <w:bookmarkEnd w:id="224"/>
+          <w:bookmarkEnd w:id="223"/>
         </w:tc>
       </w:tr>
     </w:tbl>
-    <w:bookmarkEnd w:id="225"/>
-    <w:bookmarkStart w:id="230" w:name="propriétaire-dans-le-ménage"/>
+    <w:bookmarkEnd w:id="224"/>
+    <w:bookmarkStart w:id="229" w:name="propriétaire-dans-le-ménage"/>
     <w:p>
       <w:pPr>
         <w:pStyle w:val="Titre3"/>
@@ -6080,7 +6040,7 @@
       <w:tr>
         <w:tc>
           <w:tcPr/>
-          <w:bookmarkStart w:id="229" w:name="fig-proprietaire"/>
+          <w:bookmarkStart w:id="228" w:name="fig-proprietaire"/>
           <w:p>
             <w:pPr>
               <w:jc w:val="center"/>
@@ -6104,18 +6064,18 @@
                 <wp:inline>
                   <wp:extent cx="5969000" cy="9550400"/>
                   <wp:effectExtent b="0" l="0" r="0" t="0"/>
-                  <wp:docPr descr="" title="" id="227" name="Picture"/>
+                  <wp:docPr descr="" title="" id="226" name="Picture"/>
                   <a:graphic>
                     <a:graphicData uri="http://schemas.openxmlformats.org/drawingml/2006/picture">
                       <pic:pic>
                         <pic:nvPicPr>
-                          <pic:cNvPr descr="04_foncier_files/figure-docx/fig-proprietaire-1.png" id="228" name="Picture"/>
+                          <pic:cNvPr descr="04_foncier_files/figure-docx/fig-proprietaire-1.png" id="227" name="Picture"/>
                           <pic:cNvPicPr>
                             <a:picLocks noChangeArrowheads="1" noChangeAspect="1"/>
                           </pic:cNvPicPr>
                         </pic:nvPicPr>
                         <pic:blipFill>
-                          <a:blip r:embed="rId226"/>
+                          <a:blip r:embed="rId225"/>
                           <a:stretch>
                             <a:fillRect/>
                           </a:stretch>
@@ -6142,13 +6102,13 @@
               </w:drawing>
             </w:r>
           </w:p>
-          <w:bookmarkEnd w:id="229"/>
+          <w:bookmarkEnd w:id="228"/>
         </w:tc>
       </w:tr>
     </w:tbl>
+    <w:bookmarkEnd w:id="229"/>
     <w:bookmarkEnd w:id="230"/>
-    <w:bookmarkEnd w:id="231"/>
-    <w:bookmarkStart w:id="240" w:name="sec-securisation"/>
+    <w:bookmarkStart w:id="239" w:name="sec-securisation"/>
     <w:p>
       <w:pPr>
         <w:pStyle w:val="Titre2"/>
@@ -6207,7 +6167,7 @@
       <w:tr>
         <w:tc>
           <w:tcPr/>
-          <w:bookmarkStart w:id="235" w:name="fig-securisation"/>
+          <w:bookmarkStart w:id="234" w:name="fig-securisation"/>
           <w:p>
             <w:pPr>
               <w:jc w:val="center"/>
@@ -6231,18 +6191,18 @@
                 <wp:inline>
                   <wp:extent cx="4620126" cy="3696101"/>
                   <wp:effectExtent b="0" l="0" r="0" t="0"/>
-                  <wp:docPr descr="" title="" id="233" name="Picture"/>
+                  <wp:docPr descr="" title="" id="232" name="Picture"/>
                   <a:graphic>
                     <a:graphicData uri="http://schemas.openxmlformats.org/drawingml/2006/picture">
                       <pic:pic>
                         <pic:nvPicPr>
-                          <pic:cNvPr descr="04_foncier_files/figure-docx/fig-securisation-1.png" id="234" name="Picture"/>
+                          <pic:cNvPr descr="04_foncier_files/figure-docx/fig-securisation-1.png" id="233" name="Picture"/>
                           <pic:cNvPicPr>
                             <a:picLocks noChangeArrowheads="1" noChangeAspect="1"/>
                           </pic:cNvPicPr>
                         </pic:nvPicPr>
                         <pic:blipFill>
-                          <a:blip r:embed="rId232"/>
+                          <a:blip r:embed="rId231"/>
                           <a:stretch>
                             <a:fillRect/>
                           </a:stretch>
@@ -6269,7 +6229,7 @@
               </w:drawing>
             </w:r>
           </w:p>
-          <w:bookmarkEnd w:id="235"/>
+          <w:bookmarkEnd w:id="234"/>
         </w:tc>
       </w:tr>
     </w:tbl>
@@ -6305,7 +6265,7 @@
       <w:tr>
         <w:tc>
           <w:tcPr/>
-          <w:bookmarkStart w:id="239" w:name="fig-papiers"/>
+          <w:bookmarkStart w:id="238" w:name="fig-papiers"/>
           <w:p>
             <w:pPr>
               <w:jc w:val="center"/>
@@ -6329,18 +6289,18 @@
                 <wp:inline>
                   <wp:extent cx="5969000" cy="9550400"/>
                   <wp:effectExtent b="0" l="0" r="0" t="0"/>
-                  <wp:docPr descr="" title="" id="237" name="Picture"/>
+                  <wp:docPr descr="" title="" id="236" name="Picture"/>
                   <a:graphic>
                     <a:graphicData uri="http://schemas.openxmlformats.org/drawingml/2006/picture">
                       <pic:pic>
                         <pic:nvPicPr>
-                          <pic:cNvPr descr="04_foncier_files/figure-docx/fig-papiers-1.png" id="238" name="Picture"/>
+                          <pic:cNvPr descr="04_foncier_files/figure-docx/fig-papiers-1.png" id="237" name="Picture"/>
                           <pic:cNvPicPr>
                             <a:picLocks noChangeArrowheads="1" noChangeAspect="1"/>
                           </pic:cNvPicPr>
                         </pic:nvPicPr>
                         <pic:blipFill>
-                          <a:blip r:embed="rId236"/>
+                          <a:blip r:embed="rId235"/>
                           <a:stretch>
                             <a:fillRect/>
                           </a:stretch>
@@ -6367,12 +6327,12 @@
               </w:drawing>
             </w:r>
           </w:p>
-          <w:bookmarkEnd w:id="239"/>
+          <w:bookmarkEnd w:id="238"/>
         </w:tc>
       </w:tr>
     </w:tbl>
-    <w:bookmarkEnd w:id="240"/>
-    <w:bookmarkStart w:id="254" w:name="sec-cessions"/>
+    <w:bookmarkEnd w:id="239"/>
+    <w:bookmarkStart w:id="253" w:name="sec-cessions"/>
     <w:p>
       <w:pPr>
         <w:pStyle w:val="Titre2"/>
@@ -6431,7 +6391,7 @@
       <w:tr>
         <w:tc>
           <w:tcPr/>
-          <w:bookmarkStart w:id="241" w:name="tbl-cession-pratique"/>
+          <w:bookmarkStart w:id="240" w:name="tbl-cession-pratique"/>
           <w:p>
             <w:pPr>
               <w:jc w:val="center"/>
@@ -6445,7 +6405,7 @@
               <w:t xml:space="preserve">Table 4.2: Ménages cédant des parcelles à des tiers</w:t>
             </w:r>
           </w:p>
-          <w:bookmarkEnd w:id="241"/>
+          <w:bookmarkEnd w:id="240"/>
         </w:tc>
       </w:tr>
     </w:tbl>
@@ -6481,7 +6441,7 @@
       <w:tr>
         <w:tc>
           <w:tcPr/>
-          <w:bookmarkStart w:id="245" w:name="fig-mode-cession"/>
+          <w:bookmarkStart w:id="244" w:name="fig-mode-cession"/>
           <w:p>
             <w:pPr>
               <w:jc w:val="center"/>
@@ -6505,18 +6465,18 @@
                 <wp:inline>
                   <wp:extent cx="5969000" cy="9810162"/>
                   <wp:effectExtent b="0" l="0" r="0" t="0"/>
-                  <wp:docPr descr="" title="" id="243" name="Picture"/>
+                  <wp:docPr descr="" title="" id="242" name="Picture"/>
                   <a:graphic>
                     <a:graphicData uri="http://schemas.openxmlformats.org/drawingml/2006/picture">
                       <pic:pic>
                         <pic:nvPicPr>
-                          <pic:cNvPr descr="04_foncier_files/figure-docx/fig-mode-cession-1.png" id="244" name="Picture"/>
+                          <pic:cNvPr descr="04_foncier_files/figure-docx/fig-mode-cession-1.png" id="243" name="Picture"/>
                           <pic:cNvPicPr>
                             <a:picLocks noChangeArrowheads="1" noChangeAspect="1"/>
                           </pic:cNvPicPr>
                         </pic:nvPicPr>
                         <pic:blipFill>
-                          <a:blip r:embed="rId242"/>
+                          <a:blip r:embed="rId241"/>
                           <a:stretch>
                             <a:fillRect/>
                           </a:stretch>
@@ -6543,7 +6503,7 @@
               </w:drawing>
             </w:r>
           </w:p>
-          <w:bookmarkEnd w:id="245"/>
+          <w:bookmarkEnd w:id="244"/>
         </w:tc>
       </w:tr>
     </w:tbl>
@@ -6579,7 +6539,7 @@
       <w:tr>
         <w:tc>
           <w:tcPr/>
-          <w:bookmarkStart w:id="249" w:name="fig-motif-cession"/>
+          <w:bookmarkStart w:id="248" w:name="fig-motif-cession"/>
           <w:p>
             <w:pPr>
               <w:jc w:val="center"/>
@@ -6603,18 +6563,18 @@
                 <wp:inline>
                   <wp:extent cx="5969000" cy="9550400"/>
                   <wp:effectExtent b="0" l="0" r="0" t="0"/>
-                  <wp:docPr descr="" title="" id="247" name="Picture"/>
+                  <wp:docPr descr="" title="" id="246" name="Picture"/>
                   <a:graphic>
                     <a:graphicData uri="http://schemas.openxmlformats.org/drawingml/2006/picture">
                       <pic:pic>
                         <pic:nvPicPr>
-                          <pic:cNvPr descr="04_foncier_files/figure-docx/fig-motif-cession-1.png" id="248" name="Picture"/>
+                          <pic:cNvPr descr="04_foncier_files/figure-docx/fig-motif-cession-1.png" id="247" name="Picture"/>
                           <pic:cNvPicPr>
                             <a:picLocks noChangeArrowheads="1" noChangeAspect="1"/>
                           </pic:cNvPicPr>
                         </pic:nvPicPr>
                         <pic:blipFill>
-                          <a:blip r:embed="rId246"/>
+                          <a:blip r:embed="rId245"/>
                           <a:stretch>
                             <a:fillRect/>
                           </a:stretch>
@@ -6641,7 +6601,7 @@
               </w:drawing>
             </w:r>
           </w:p>
-          <w:bookmarkEnd w:id="249"/>
+          <w:bookmarkEnd w:id="248"/>
         </w:tc>
       </w:tr>
     </w:tbl>
@@ -6677,7 +6637,7 @@
       <w:tr>
         <w:tc>
           <w:tcPr/>
-          <w:bookmarkStart w:id="253" w:name="fig-cedee-a-qui"/>
+          <w:bookmarkStart w:id="252" w:name="fig-cedee-a-qui"/>
           <w:p>
             <w:pPr>
               <w:jc w:val="center"/>
@@ -6701,18 +6661,18 @@
                 <wp:inline>
                   <wp:extent cx="5969000" cy="9550400"/>
                   <wp:effectExtent b="0" l="0" r="0" t="0"/>
-                  <wp:docPr descr="" title="" id="251" name="Picture"/>
+                  <wp:docPr descr="" title="" id="250" name="Picture"/>
                   <a:graphic>
                     <a:graphicData uri="http://schemas.openxmlformats.org/drawingml/2006/picture">
                       <pic:pic>
                         <pic:nvPicPr>
-                          <pic:cNvPr descr="04_foncier_files/figure-docx/fig-cedee-a-qui-1.png" id="252" name="Picture"/>
+                          <pic:cNvPr descr="04_foncier_files/figure-docx/fig-cedee-a-qui-1.png" id="251" name="Picture"/>
                           <pic:cNvPicPr>
                             <a:picLocks noChangeArrowheads="1" noChangeAspect="1"/>
                           </pic:cNvPicPr>
                         </pic:nvPicPr>
                         <pic:blipFill>
-                          <a:blip r:embed="rId250"/>
+                          <a:blip r:embed="rId249"/>
                           <a:stretch>
                             <a:fillRect/>
                           </a:stretch>
@@ -6739,12 +6699,12 @@
               </w:drawing>
             </w:r>
           </w:p>
-          <w:bookmarkEnd w:id="253"/>
+          <w:bookmarkEnd w:id="252"/>
         </w:tc>
       </w:tr>
     </w:tbl>
-    <w:bookmarkEnd w:id="254"/>
-    <w:bookmarkStart w:id="273" w:name="sec-exploitees"/>
+    <w:bookmarkEnd w:id="253"/>
+    <w:bookmarkStart w:id="272" w:name="sec-exploitees"/>
     <w:p>
       <w:pPr>
         <w:pStyle w:val="Titre2"/>
@@ -6803,7 +6763,7 @@
       <w:tr>
         <w:tc>
           <w:tcPr/>
-          <w:bookmarkStart w:id="255" w:name="tbl-exploitation-autres"/>
+          <w:bookmarkStart w:id="254" w:name="tbl-exploitation-autres"/>
           <w:p>
             <w:pPr>
               <w:jc w:val="center"/>
@@ -6817,7 +6777,7 @@
               <w:t xml:space="preserve">Table 4.3: Ménages exploitant des parcelles non possédées</w:t>
             </w:r>
           </w:p>
-          <w:bookmarkEnd w:id="255"/>
+          <w:bookmarkEnd w:id="254"/>
         </w:tc>
       </w:tr>
     </w:tbl>
@@ -6853,7 +6813,7 @@
       <w:tr>
         <w:tc>
           <w:tcPr/>
-          <w:bookmarkStart w:id="259" w:name="fig-type-exploitee"/>
+          <w:bookmarkStart w:id="258" w:name="fig-type-exploitee"/>
           <w:p>
             <w:pPr>
               <w:jc w:val="center"/>
@@ -6877,18 +6837,18 @@
                 <wp:inline>
                   <wp:extent cx="5969000" cy="9810162"/>
                   <wp:effectExtent b="0" l="0" r="0" t="0"/>
-                  <wp:docPr descr="" title="" id="257" name="Picture"/>
+                  <wp:docPr descr="" title="" id="256" name="Picture"/>
                   <a:graphic>
                     <a:graphicData uri="http://schemas.openxmlformats.org/drawingml/2006/picture">
                       <pic:pic>
                         <pic:nvPicPr>
-                          <pic:cNvPr descr="04_foncier_files/figure-docx/fig-type-exploitee-1.png" id="258" name="Picture"/>
+                          <pic:cNvPr descr="04_foncier_files/figure-docx/fig-type-exploitee-1.png" id="257" name="Picture"/>
                           <pic:cNvPicPr>
                             <a:picLocks noChangeArrowheads="1" noChangeAspect="1"/>
                           </pic:cNvPicPr>
                         </pic:nvPicPr>
                         <pic:blipFill>
-                          <a:blip r:embed="rId256"/>
+                          <a:blip r:embed="rId255"/>
                           <a:stretch>
                             <a:fillRect/>
                           </a:stretch>
@@ -6915,7 +6875,7 @@
               </w:drawing>
             </w:r>
           </w:p>
-          <w:bookmarkEnd w:id="259"/>
+          <w:bookmarkEnd w:id="258"/>
         </w:tc>
       </w:tr>
     </w:tbl>
@@ -6951,7 +6911,7 @@
       <w:tr>
         <w:tc>
           <w:tcPr/>
-          <w:bookmarkStart w:id="263" w:name="fig-fv-exploitee"/>
+          <w:bookmarkStart w:id="262" w:name="fig-fv-exploitee"/>
           <w:p>
             <w:pPr>
               <w:jc w:val="center"/>
@@ -6975,18 +6935,18 @@
                 <wp:inline>
                   <wp:extent cx="5969000" cy="9810162"/>
                   <wp:effectExtent b="0" l="0" r="0" t="0"/>
-                  <wp:docPr descr="" title="" id="261" name="Picture"/>
+                  <wp:docPr descr="" title="" id="260" name="Picture"/>
                   <a:graphic>
                     <a:graphicData uri="http://schemas.openxmlformats.org/drawingml/2006/picture">
                       <pic:pic>
                         <pic:nvPicPr>
-                          <pic:cNvPr descr="04_foncier_files/figure-docx/fig-fv-exploitee-1.png" id="262" name="Picture"/>
+                          <pic:cNvPr descr="04_foncier_files/figure-docx/fig-fv-exploitee-1.png" id="261" name="Picture"/>
                           <pic:cNvPicPr>
                             <a:picLocks noChangeArrowheads="1" noChangeAspect="1"/>
                           </pic:cNvPicPr>
                         </pic:nvPicPr>
                         <pic:blipFill>
-                          <a:blip r:embed="rId260"/>
+                          <a:blip r:embed="rId259"/>
                           <a:stretch>
                             <a:fillRect/>
                           </a:stretch>
@@ -7013,7 +6973,7 @@
               </w:drawing>
             </w:r>
           </w:p>
-          <w:bookmarkEnd w:id="263"/>
+          <w:bookmarkEnd w:id="262"/>
         </w:tc>
       </w:tr>
     </w:tbl>
@@ -7049,7 +7009,7 @@
       <w:tr>
         <w:tc>
           <w:tcPr/>
-          <w:bookmarkStart w:id="267" w:name="fig-proprietaire-exploitee"/>
+          <w:bookmarkStart w:id="266" w:name="fig-proprietaire-exploitee"/>
           <w:p>
             <w:pPr>
               <w:jc w:val="center"/>
@@ -7073,18 +7033,18 @@
                 <wp:inline>
                   <wp:extent cx="5969000" cy="9550400"/>
                   <wp:effectExtent b="0" l="0" r="0" t="0"/>
-                  <wp:docPr descr="" title="" id="265" name="Picture"/>
+                  <wp:docPr descr="" title="" id="264" name="Picture"/>
                   <a:graphic>
                     <a:graphicData uri="http://schemas.openxmlformats.org/drawingml/2006/picture">
                       <pic:pic>
                         <pic:nvPicPr>
-                          <pic:cNvPr descr="04_foncier_files/figure-docx/fig-proprietaire-exploitee-1.png" id="266" name="Picture"/>
+                          <pic:cNvPr descr="04_foncier_files/figure-docx/fig-proprietaire-exploitee-1.png" id="265" name="Picture"/>
                           <pic:cNvPicPr>
                             <a:picLocks noChangeArrowheads="1" noChangeAspect="1"/>
                           </pic:cNvPicPr>
                         </pic:nvPicPr>
                         <pic:blipFill>
-                          <a:blip r:embed="rId264"/>
+                          <a:blip r:embed="rId263"/>
                           <a:stretch>
                             <a:fillRect/>
                           </a:stretch>
@@ -7111,7 +7071,7 @@
               </w:drawing>
             </w:r>
           </w:p>
-          <w:bookmarkEnd w:id="267"/>
+          <w:bookmarkEnd w:id="266"/>
         </w:tc>
       </w:tr>
     </w:tbl>
@@ -7153,7 +7113,7 @@
       <w:tr>
         <w:tc>
           <w:tcPr/>
-          <w:bookmarkStart w:id="271" w:name="fig-irrigation-exploitee"/>
+          <w:bookmarkStart w:id="270" w:name="fig-irrigation-exploitee"/>
           <w:p>
             <w:pPr>
               <w:jc w:val="center"/>
@@ -7177,18 +7137,18 @@
                 <wp:inline>
                   <wp:extent cx="5969000" cy="8829145"/>
                   <wp:effectExtent b="0" l="0" r="0" t="0"/>
-                  <wp:docPr descr="" title="" id="269" name="Picture"/>
+                  <wp:docPr descr="" title="" id="268" name="Picture"/>
                   <a:graphic>
                     <a:graphicData uri="http://schemas.openxmlformats.org/drawingml/2006/picture">
                       <pic:pic>
                         <pic:nvPicPr>
-                          <pic:cNvPr descr="04_foncier_files/figure-docx/fig-irrigation-exploitee-1.png" id="270" name="Picture"/>
+                          <pic:cNvPr descr="04_foncier_files/figure-docx/fig-irrigation-exploitee-1.png" id="269" name="Picture"/>
                           <pic:cNvPicPr>
                             <a:picLocks noChangeArrowheads="1" noChangeAspect="1"/>
                           </pic:cNvPicPr>
                         </pic:nvPicPr>
                         <pic:blipFill>
-                          <a:blip r:embed="rId268"/>
+                          <a:blip r:embed="rId267"/>
                           <a:stretch>
                             <a:fillRect/>
                           </a:stretch>
@@ -7215,7 +7175,7 @@
               </w:drawing>
             </w:r>
           </w:p>
-          <w:bookmarkEnd w:id="271"/>
+          <w:bookmarkEnd w:id="270"/>
         </w:tc>
       </w:tr>
     </w:tbl>
@@ -7251,7 +7211,7 @@
       <w:tr>
         <w:tc>
           <w:tcPr/>
-          <w:bookmarkStart w:id="272" w:name="tbl-rente-exploitee"/>
+          <w:bookmarkStart w:id="271" w:name="tbl-rente-exploitee"/>
           <w:p>
             <w:pPr>
               <w:jc w:val="center"/>
@@ -7265,12 +7225,12 @@
               <w:t xml:space="preserve">Table 4.4: Rentes versées pour les parcelles exploitées</w:t>
             </w:r>
           </w:p>
-          <w:bookmarkEnd w:id="272"/>
+          <w:bookmarkEnd w:id="271"/>
         </w:tc>
       </w:tr>
     </w:tbl>
-    <w:bookmarkEnd w:id="273"/>
-    <w:bookmarkStart w:id="275" w:name="sec-abandon"/>
+    <w:bookmarkEnd w:id="272"/>
+    <w:bookmarkStart w:id="274" w:name="sec-abandon"/>
     <w:p>
       <w:pPr>
         <w:pStyle w:val="Titre2"/>
@@ -7329,7 +7289,7 @@
       <w:tr>
         <w:tc>
           <w:tcPr/>
-          <w:bookmarkStart w:id="274" w:name="tbl-abandon"/>
+          <w:bookmarkStart w:id="273" w:name="tbl-abandon"/>
           <w:p>
             <w:pPr>
               <w:jc w:val="center"/>
@@ -7343,12 +7303,12 @@
               <w:t xml:space="preserve">Table 4.5: Ménages ayant abandonné la culture de parcelles</w:t>
             </w:r>
           </w:p>
-          <w:bookmarkEnd w:id="274"/>
+          <w:bookmarkEnd w:id="273"/>
         </w:tc>
       </w:tr>
     </w:tbl>
-    <w:bookmarkEnd w:id="275"/>
-    <w:bookmarkStart w:id="280" w:name="sec-satisfaction"/>
+    <w:bookmarkEnd w:id="274"/>
+    <w:bookmarkStart w:id="279" w:name="sec-satisfaction"/>
     <w:p>
       <w:pPr>
         <w:pStyle w:val="Titre2"/>
@@ -7407,7 +7367,7 @@
       <w:tr>
         <w:tc>
           <w:tcPr/>
-          <w:bookmarkStart w:id="279" w:name="fig-satisfaction"/>
+          <w:bookmarkStart w:id="278" w:name="fig-satisfaction"/>
           <w:p>
             <w:pPr>
               <w:jc w:val="center"/>
@@ -7431,18 +7391,18 @@
                 <wp:inline>
                   <wp:extent cx="5969000" cy="3316111"/>
                   <wp:effectExtent b="0" l="0" r="0" t="0"/>
-                  <wp:docPr descr="" title="" id="277" name="Picture"/>
+                  <wp:docPr descr="" title="" id="276" name="Picture"/>
                   <a:graphic>
                     <a:graphicData uri="http://schemas.openxmlformats.org/drawingml/2006/picture">
                       <pic:pic>
                         <pic:nvPicPr>
-                          <pic:cNvPr descr="04_foncier_files/figure-docx/fig-satisfaction-1.png" id="278" name="Picture"/>
+                          <pic:cNvPr descr="04_foncier_files/figure-docx/fig-satisfaction-1.png" id="277" name="Picture"/>
                           <pic:cNvPicPr>
                             <a:picLocks noChangeArrowheads="1" noChangeAspect="1"/>
                           </pic:cNvPicPr>
                         </pic:nvPicPr>
                         <pic:blipFill>
-                          <a:blip r:embed="rId276"/>
+                          <a:blip r:embed="rId275"/>
                           <a:stretch>
                             <a:fillRect/>
                           </a:stretch>
@@ -7469,13 +7429,13 @@
               </w:drawing>
             </w:r>
           </w:p>
-          <w:bookmarkEnd w:id="279"/>
+          <w:bookmarkEnd w:id="278"/>
         </w:tc>
       </w:tr>
     </w:tbl>
+    <w:bookmarkEnd w:id="279"/>
     <w:bookmarkEnd w:id="280"/>
-    <w:bookmarkEnd w:id="281"/>
-    <w:bookmarkStart w:id="423" w:name="agriculture-élevage-et-pêche"/>
+    <w:bookmarkStart w:id="422" w:name="agriculture-élevage-et-pêche"/>
     <w:p>
       <w:pPr>
         <w:pStyle w:val="Titre1"/>
@@ -7533,12 +7493,12 @@
                 <wp:inline>
                   <wp:extent cx="152400" cy="152400"/>
                   <wp:effectExtent b="0" l="0" r="0" t="0"/>
-                  <wp:docPr descr="" title="" id="282" name="Picture"/>
+                  <wp:docPr descr="" title="" id="281" name="Picture"/>
                   <a:graphic>
                     <a:graphicData uri="http://schemas.openxmlformats.org/drawingml/2006/picture">
                       <pic:pic>
                         <pic:nvPicPr>
-                          <pic:cNvPr descr="C:\Users\fbede\AppData\Local\Programs\Quarto\share\formats\docx\warning.png" id="283" name="Picture"/>
+                          <pic:cNvPr descr="C:\Users\fbede\AppData\Local\Programs\Quarto\share\formats\docx\warning.png" id="282" name="Picture"/>
                           <pic:cNvPicPr>
                             <a:picLocks noChangeArrowheads="1" noChangeAspect="1"/>
                           </pic:cNvPicPr>
@@ -7608,7 +7568,7 @@
         </w:tc>
       </w:tr>
     </w:tbl>
-    <w:bookmarkStart w:id="376" w:name="sec-agriculture"/>
+    <w:bookmarkStart w:id="375" w:name="sec-agriculture"/>
     <w:p>
       <w:pPr>
         <w:pStyle w:val="Titre2"/>
@@ -7617,7 +7577,7 @@
         <w:t xml:space="preserve">5.1 Agriculture</w:t>
       </w:r>
     </w:p>
-    <w:bookmarkStart w:id="345" w:name="sec-riziculture"/>
+    <w:bookmarkStart w:id="344" w:name="sec-riziculture"/>
     <w:p>
       <w:pPr>
         <w:pStyle w:val="Titre3"/>
@@ -7655,7 +7615,7 @@
       <w:tr>
         <w:tc>
           <w:tcPr/>
-          <w:bookmarkStart w:id="284" w:name="tbl-pratique-riz"/>
+          <w:bookmarkStart w:id="283" w:name="tbl-pratique-riz"/>
           <w:p>
             <w:pPr>
               <w:jc w:val="center"/>
@@ -7669,11 +7629,11 @@
               <w:t xml:space="preserve">Table 5.1: Pratique de la riziculture par observatoire (% des ménages)</w:t>
             </w:r>
           </w:p>
-          <w:bookmarkEnd w:id="284"/>
+          <w:bookmarkEnd w:id="283"/>
         </w:tc>
       </w:tr>
     </w:tbl>
-    <w:bookmarkStart w:id="293" w:name="mode-de-faire-valoir-et-accès-à-leau"/>
+    <w:bookmarkStart w:id="292" w:name="mode-de-faire-valoir-et-accès-à-leau"/>
     <w:p>
       <w:pPr>
         <w:pStyle w:val="Titre4"/>
@@ -7711,7 +7671,7 @@
       <w:tr>
         <w:tc>
           <w:tcPr/>
-          <w:bookmarkStart w:id="288" w:name="fig-tenure-riz"/>
+          <w:bookmarkStart w:id="287" w:name="fig-tenure-riz"/>
           <w:p>
             <w:pPr>
               <w:jc w:val="center"/>
@@ -7735,18 +7695,18 @@
                 <wp:inline>
                   <wp:extent cx="5969000" cy="10611555"/>
                   <wp:effectExtent b="0" l="0" r="0" t="0"/>
-                  <wp:docPr descr="" title="" id="286" name="Picture"/>
+                  <wp:docPr descr="" title="" id="285" name="Picture"/>
                   <a:graphic>
                     <a:graphicData uri="http://schemas.openxmlformats.org/drawingml/2006/picture">
                       <pic:pic>
                         <pic:nvPicPr>
-                          <pic:cNvPr descr="05_agriculture_files/figure-docx/fig-tenure-riz-1.png" id="287" name="Picture"/>
+                          <pic:cNvPr descr="05_agriculture_files/figure-docx/fig-tenure-riz-1.png" id="286" name="Picture"/>
                           <pic:cNvPicPr>
                             <a:picLocks noChangeArrowheads="1" noChangeAspect="1"/>
                           </pic:cNvPicPr>
                         </pic:nvPicPr>
                         <pic:blipFill>
-                          <a:blip r:embed="rId285"/>
+                          <a:blip r:embed="rId284"/>
                           <a:stretch>
                             <a:fillRect/>
                           </a:stretch>
@@ -7773,7 +7733,7 @@
               </w:drawing>
             </w:r>
           </w:p>
-          <w:bookmarkEnd w:id="288"/>
+          <w:bookmarkEnd w:id="287"/>
         </w:tc>
       </w:tr>
     </w:tbl>
@@ -7798,7 +7758,7 @@
       <w:tr>
         <w:tc>
           <w:tcPr/>
-          <w:bookmarkStart w:id="292" w:name="fig-eau-riz"/>
+          <w:bookmarkStart w:id="291" w:name="fig-eau-riz"/>
           <w:p>
             <w:pPr>
               <w:jc w:val="center"/>
@@ -7822,18 +7782,18 @@
                 <wp:inline>
                   <wp:extent cx="5969000" cy="10611555"/>
                   <wp:effectExtent b="0" l="0" r="0" t="0"/>
-                  <wp:docPr descr="" title="" id="290" name="Picture"/>
+                  <wp:docPr descr="" title="" id="289" name="Picture"/>
                   <a:graphic>
                     <a:graphicData uri="http://schemas.openxmlformats.org/drawingml/2006/picture">
                       <pic:pic>
                         <pic:nvPicPr>
-                          <pic:cNvPr descr="05_agriculture_files/figure-docx/fig-eau-riz-1.png" id="291" name="Picture"/>
+                          <pic:cNvPr descr="05_agriculture_files/figure-docx/fig-eau-riz-1.png" id="290" name="Picture"/>
                           <pic:cNvPicPr>
                             <a:picLocks noChangeArrowheads="1" noChangeAspect="1"/>
                           </pic:cNvPicPr>
                         </pic:nvPicPr>
                         <pic:blipFill>
-                          <a:blip r:embed="rId289"/>
+                          <a:blip r:embed="rId288"/>
                           <a:stretch>
                             <a:fillRect/>
                           </a:stretch>
@@ -7860,12 +7820,12 @@
               </w:drawing>
             </w:r>
           </w:p>
-          <w:bookmarkEnd w:id="292"/>
+          <w:bookmarkEnd w:id="291"/>
         </w:tc>
       </w:tr>
     </w:tbl>
-    <w:bookmarkEnd w:id="293"/>
-    <w:bookmarkStart w:id="305" w:name="techniques-culturales-et-intrants"/>
+    <w:bookmarkEnd w:id="292"/>
+    <w:bookmarkStart w:id="304" w:name="techniques-culturales-et-intrants"/>
     <w:p>
       <w:pPr>
         <w:pStyle w:val="Titre4"/>
@@ -7903,7 +7863,7 @@
       <w:tr>
         <w:tc>
           <w:tcPr/>
-          <w:bookmarkStart w:id="297" w:name="fig-technique-riz"/>
+          <w:bookmarkStart w:id="296" w:name="fig-technique-riz"/>
           <w:p>
             <w:pPr>
               <w:jc w:val="center"/>
@@ -7927,18 +7887,18 @@
                 <wp:inline>
                   <wp:extent cx="5969000" cy="10611555"/>
                   <wp:effectExtent b="0" l="0" r="0" t="0"/>
-                  <wp:docPr descr="" title="" id="295" name="Picture"/>
+                  <wp:docPr descr="" title="" id="294" name="Picture"/>
                   <a:graphic>
                     <a:graphicData uri="http://schemas.openxmlformats.org/drawingml/2006/picture">
                       <pic:pic>
                         <pic:nvPicPr>
-                          <pic:cNvPr descr="05_agriculture_files/figure-docx/fig-technique-riz-1.png" id="296" name="Picture"/>
+                          <pic:cNvPr descr="05_agriculture_files/figure-docx/fig-technique-riz-1.png" id="295" name="Picture"/>
                           <pic:cNvPicPr>
                             <a:picLocks noChangeArrowheads="1" noChangeAspect="1"/>
                           </pic:cNvPicPr>
                         </pic:nvPicPr>
                         <pic:blipFill>
-                          <a:blip r:embed="rId294"/>
+                          <a:blip r:embed="rId293"/>
                           <a:stretch>
                             <a:fillRect/>
                           </a:stretch>
@@ -7965,7 +7925,7 @@
               </w:drawing>
             </w:r>
           </w:p>
-          <w:bookmarkEnd w:id="297"/>
+          <w:bookmarkEnd w:id="296"/>
         </w:tc>
       </w:tr>
     </w:tbl>
@@ -7982,7 +7942,7 @@
       <w:tr>
         <w:tc>
           <w:tcPr/>
-          <w:bookmarkStart w:id="301" w:name="fig-engrais-riz"/>
+          <w:bookmarkStart w:id="300" w:name="fig-engrais-riz"/>
           <w:p>
             <w:pPr>
               <w:jc w:val="center"/>
@@ -8006,18 +7966,18 @@
                 <wp:inline>
                   <wp:extent cx="5969000" cy="9550400"/>
                   <wp:effectExtent b="0" l="0" r="0" t="0"/>
-                  <wp:docPr descr="" title="" id="299" name="Picture"/>
+                  <wp:docPr descr="" title="" id="298" name="Picture"/>
                   <a:graphic>
                     <a:graphicData uri="http://schemas.openxmlformats.org/drawingml/2006/picture">
                       <pic:pic>
                         <pic:nvPicPr>
-                          <pic:cNvPr descr="05_agriculture_files/figure-docx/fig-engrais-riz-1.png" id="300" name="Picture"/>
+                          <pic:cNvPr descr="05_agriculture_files/figure-docx/fig-engrais-riz-1.png" id="299" name="Picture"/>
                           <pic:cNvPicPr>
                             <a:picLocks noChangeArrowheads="1" noChangeAspect="1"/>
                           </pic:cNvPicPr>
                         </pic:nvPicPr>
                         <pic:blipFill>
-                          <a:blip r:embed="rId298"/>
+                          <a:blip r:embed="rId297"/>
                           <a:stretch>
                             <a:fillRect/>
                           </a:stretch>
@@ -8044,7 +8004,7 @@
               </w:drawing>
             </w:r>
           </w:p>
-          <w:bookmarkEnd w:id="301"/>
+          <w:bookmarkEnd w:id="300"/>
         </w:tc>
       </w:tr>
     </w:tbl>
@@ -8057,18 +8017,18 @@
           <wp:inline>
             <wp:extent cx="4620126" cy="14784404"/>
             <wp:effectExtent b="0" l="0" r="0" t="0"/>
-            <wp:docPr descr="Mode de travail du sol sur les parcelles rizicoles" title="" id="303" name="Picture"/>
+            <wp:docPr descr="Mode de travail du sol sur les parcelles rizicoles" title="" id="302" name="Picture"/>
             <a:graphic>
               <a:graphicData uri="http://schemas.openxmlformats.org/drawingml/2006/picture">
                 <pic:pic>
                   <pic:nvPicPr>
-                    <pic:cNvPr descr="05_agriculture_files/figure-docx/fig_semences_labour-1.png" id="304" name="Picture"/>
+                    <pic:cNvPr descr="05_agriculture_files/figure-docx/fig_semences_labour-1.png" id="303" name="Picture"/>
                     <pic:cNvPicPr>
                       <a:picLocks noChangeArrowheads="1" noChangeAspect="1"/>
                     </pic:cNvPicPr>
                   </pic:nvPicPr>
                   <pic:blipFill>
-                    <a:blip r:embed="rId302"/>
+                    <a:blip r:embed="rId301"/>
                     <a:stretch>
                       <a:fillRect/>
                     </a:stretch>
@@ -8103,8 +8063,8 @@
         <w:t xml:space="preserve">Mode de travail du sol sur les parcelles rizicoles</w:t>
       </w:r>
     </w:p>
-    <w:bookmarkEnd w:id="305"/>
-    <w:bookmarkStart w:id="317" w:name="rendements-et-production"/>
+    <w:bookmarkEnd w:id="304"/>
+    <w:bookmarkStart w:id="316" w:name="rendements-et-production"/>
     <w:p>
       <w:pPr>
         <w:pStyle w:val="Titre4"/>
@@ -8138,18 +8098,18 @@
           <wp:inline>
             <wp:extent cx="4620126" cy="3696101"/>
             <wp:effectExtent b="0" l="0" r="0" t="0"/>
-            <wp:docPr descr="Perception des rendements rizicoles" title="" id="307" name="Picture"/>
+            <wp:docPr descr="Perception des rendements rizicoles" title="" id="306" name="Picture"/>
             <a:graphic>
               <a:graphicData uri="http://schemas.openxmlformats.org/drawingml/2006/picture">
                 <pic:pic>
                   <pic:nvPicPr>
-                    <pic:cNvPr descr="05_agriculture_files/figure-docx/fig_rendement_perception-1.png" id="308" name="Picture"/>
+                    <pic:cNvPr descr="05_agriculture_files/figure-docx/fig_rendement_perception-1.png" id="307" name="Picture"/>
                     <pic:cNvPicPr>
                       <a:picLocks noChangeArrowheads="1" noChangeAspect="1"/>
                     </pic:cNvPicPr>
                   </pic:nvPicPr>
                   <pic:blipFill>
-                    <a:blip r:embed="rId306"/>
+                    <a:blip r:embed="rId305"/>
                     <a:stretch>
                       <a:fillRect/>
                     </a:stretch>
@@ -8197,7 +8157,7 @@
       <w:tr>
         <w:tc>
           <w:tcPr/>
-          <w:bookmarkStart w:id="312" w:name="fig-rendement-riz-tha"/>
+          <w:bookmarkStart w:id="311" w:name="fig-rendement-riz-tha"/>
           <w:p>
             <w:pPr>
               <w:jc w:val="center"/>
@@ -8221,18 +8181,18 @@
                 <wp:inline>
                   <wp:extent cx="5969000" cy="3316111"/>
                   <wp:effectExtent b="0" l="0" r="0" t="0"/>
-                  <wp:docPr descr="" title="" id="310" name="Picture"/>
+                  <wp:docPr descr="" title="" id="309" name="Picture"/>
                   <a:graphic>
                     <a:graphicData uri="http://schemas.openxmlformats.org/drawingml/2006/picture">
                       <pic:pic>
                         <pic:nvPicPr>
-                          <pic:cNvPr descr="05_agriculture_files/figure-docx/fig-rendement-riz-tha-1.png" id="311" name="Picture"/>
+                          <pic:cNvPr descr="05_agriculture_files/figure-docx/fig-rendement-riz-tha-1.png" id="310" name="Picture"/>
                           <pic:cNvPicPr>
                             <a:picLocks noChangeArrowheads="1" noChangeAspect="1"/>
                           </pic:cNvPicPr>
                         </pic:nvPicPr>
                         <pic:blipFill>
-                          <a:blip r:embed="rId309"/>
+                          <a:blip r:embed="rId308"/>
                           <a:stretch>
                             <a:fillRect/>
                           </a:stretch>
@@ -8259,7 +8219,7 @@
               </w:drawing>
             </w:r>
           </w:p>
-          <w:bookmarkEnd w:id="312"/>
+          <w:bookmarkEnd w:id="311"/>
         </w:tc>
       </w:tr>
     </w:tbl>
@@ -8276,7 +8236,7 @@
       <w:tr>
         <w:tc>
           <w:tcPr/>
-          <w:bookmarkStart w:id="316" w:name="fig-production-riz"/>
+          <w:bookmarkStart w:id="315" w:name="fig-production-riz"/>
           <w:p>
             <w:pPr>
               <w:jc w:val="center"/>
@@ -8300,18 +8260,18 @@
                 <wp:inline>
                   <wp:extent cx="5969000" cy="3730624"/>
                   <wp:effectExtent b="0" l="0" r="0" t="0"/>
-                  <wp:docPr descr="" title="" id="314" name="Picture"/>
+                  <wp:docPr descr="" title="" id="313" name="Picture"/>
                   <a:graphic>
                     <a:graphicData uri="http://schemas.openxmlformats.org/drawingml/2006/picture">
                       <pic:pic>
                         <pic:nvPicPr>
-                          <pic:cNvPr descr="05_agriculture_files/figure-docx/fig-production-riz-1.png" id="315" name="Picture"/>
+                          <pic:cNvPr descr="05_agriculture_files/figure-docx/fig-production-riz-1.png" id="314" name="Picture"/>
                           <pic:cNvPicPr>
                             <a:picLocks noChangeArrowheads="1" noChangeAspect="1"/>
                           </pic:cNvPicPr>
                         </pic:nvPicPr>
                         <pic:blipFill>
-                          <a:blip r:embed="rId313"/>
+                          <a:blip r:embed="rId312"/>
                           <a:stretch>
                             <a:fillRect/>
                           </a:stretch>
@@ -8338,12 +8298,12 @@
               </w:drawing>
             </w:r>
           </w:p>
-          <w:bookmarkEnd w:id="316"/>
+          <w:bookmarkEnd w:id="315"/>
         </w:tc>
       </w:tr>
     </w:tbl>
-    <w:bookmarkEnd w:id="317"/>
-    <w:bookmarkStart w:id="330" w:name="topographie-et-saison-de-culture"/>
+    <w:bookmarkEnd w:id="316"/>
+    <w:bookmarkStart w:id="329" w:name="topographie-et-saison-de-culture"/>
     <w:p>
       <w:pPr>
         <w:pStyle w:val="Titre4"/>
@@ -8373,7 +8333,7 @@
       <w:tr>
         <w:tc>
           <w:tcPr/>
-          <w:bookmarkStart w:id="321" w:name="fig-topographie-riz"/>
+          <w:bookmarkStart w:id="320" w:name="fig-topographie-riz"/>
           <w:p>
             <w:pPr>
               <w:jc w:val="center"/>
@@ -8397,18 +8357,18 @@
                 <wp:inline>
                   <wp:extent cx="5969000" cy="9550400"/>
                   <wp:effectExtent b="0" l="0" r="0" t="0"/>
-                  <wp:docPr descr="" title="" id="319" name="Picture"/>
+                  <wp:docPr descr="" title="" id="318" name="Picture"/>
                   <a:graphic>
                     <a:graphicData uri="http://schemas.openxmlformats.org/drawingml/2006/picture">
                       <pic:pic>
                         <pic:nvPicPr>
-                          <pic:cNvPr descr="05_agriculture_files/figure-docx/fig-topographie-riz-1.png" id="320" name="Picture"/>
+                          <pic:cNvPr descr="05_agriculture_files/figure-docx/fig-topographie-riz-1.png" id="319" name="Picture"/>
                           <pic:cNvPicPr>
                             <a:picLocks noChangeArrowheads="1" noChangeAspect="1"/>
                           </pic:cNvPicPr>
                         </pic:nvPicPr>
                         <pic:blipFill>
-                          <a:blip r:embed="rId318"/>
+                          <a:blip r:embed="rId317"/>
                           <a:stretch>
                             <a:fillRect/>
                           </a:stretch>
@@ -8435,7 +8395,7 @@
               </w:drawing>
             </w:r>
           </w:p>
-          <w:bookmarkEnd w:id="321"/>
+          <w:bookmarkEnd w:id="320"/>
         </w:tc>
       </w:tr>
     </w:tbl>
@@ -8452,7 +8412,7 @@
       <w:tr>
         <w:tc>
           <w:tcPr/>
-          <w:bookmarkStart w:id="325" w:name="fig-saison-riz"/>
+          <w:bookmarkStart w:id="324" w:name="fig-saison-riz"/>
           <w:p>
             <w:pPr>
               <w:jc w:val="center"/>
@@ -8476,18 +8436,18 @@
                 <wp:inline>
                   <wp:extent cx="5969000" cy="2984500"/>
                   <wp:effectExtent b="0" l="0" r="0" t="0"/>
-                  <wp:docPr descr="" title="" id="323" name="Picture"/>
+                  <wp:docPr descr="" title="" id="322" name="Picture"/>
                   <a:graphic>
                     <a:graphicData uri="http://schemas.openxmlformats.org/drawingml/2006/picture">
                       <pic:pic>
                         <pic:nvPicPr>
-                          <pic:cNvPr descr="05_agriculture_files/figure-docx/fig-saison-riz-1.png" id="324" name="Picture"/>
+                          <pic:cNvPr descr="05_agriculture_files/figure-docx/fig-saison-riz-1.png" id="323" name="Picture"/>
                           <pic:cNvPicPr>
                             <a:picLocks noChangeArrowheads="1" noChangeAspect="1"/>
                           </pic:cNvPicPr>
                         </pic:nvPicPr>
                         <pic:blipFill>
-                          <a:blip r:embed="rId322"/>
+                          <a:blip r:embed="rId321"/>
                           <a:stretch>
                             <a:fillRect/>
                           </a:stretch>
@@ -8514,7 +8474,7 @@
               </w:drawing>
             </w:r>
           </w:p>
-          <w:bookmarkEnd w:id="325"/>
+          <w:bookmarkEnd w:id="324"/>
         </w:tc>
       </w:tr>
     </w:tbl>
@@ -8531,7 +8491,7 @@
       <w:tr>
         <w:tc>
           <w:tcPr/>
-          <w:bookmarkStart w:id="329" w:name="fig-origine-semence"/>
+          <w:bookmarkStart w:id="328" w:name="fig-origine-semence"/>
           <w:p>
             <w:pPr>
               <w:jc w:val="center"/>
@@ -8555,18 +8515,18 @@
                 <wp:inline>
                   <wp:extent cx="5969000" cy="9550400"/>
                   <wp:effectExtent b="0" l="0" r="0" t="0"/>
-                  <wp:docPr descr="" title="" id="327" name="Picture"/>
+                  <wp:docPr descr="" title="" id="326" name="Picture"/>
                   <a:graphic>
                     <a:graphicData uri="http://schemas.openxmlformats.org/drawingml/2006/picture">
                       <pic:pic>
                         <pic:nvPicPr>
-                          <pic:cNvPr descr="05_agriculture_files/figure-docx/fig-origine-semence-1.png" id="328" name="Picture"/>
+                          <pic:cNvPr descr="05_agriculture_files/figure-docx/fig-origine-semence-1.png" id="327" name="Picture"/>
                           <pic:cNvPicPr>
                             <a:picLocks noChangeArrowheads="1" noChangeAspect="1"/>
                           </pic:cNvPicPr>
                         </pic:nvPicPr>
                         <pic:blipFill>
-                          <a:blip r:embed="rId326"/>
+                          <a:blip r:embed="rId325"/>
                           <a:stretch>
                             <a:fillRect/>
                           </a:stretch>
@@ -8593,12 +8553,12 @@
               </w:drawing>
             </w:r>
           </w:p>
-          <w:bookmarkEnd w:id="329"/>
+          <w:bookmarkEnd w:id="328"/>
         </w:tc>
       </w:tr>
     </w:tbl>
-    <w:bookmarkEnd w:id="330"/>
-    <w:bookmarkStart w:id="340" w:name="ventes-de-riz"/>
+    <w:bookmarkEnd w:id="329"/>
+    <w:bookmarkStart w:id="339" w:name="ventes-de-riz"/>
     <w:p>
       <w:pPr>
         <w:pStyle w:val="Titre4"/>
@@ -8636,7 +8596,7 @@
       <w:tr>
         <w:tc>
           <w:tcPr/>
-          <w:bookmarkStart w:id="331" w:name="tbl-ventes-riz-taux"/>
+          <w:bookmarkStart w:id="330" w:name="tbl-ventes-riz-taux"/>
           <w:p>
             <w:pPr>
               <w:jc w:val="center"/>
@@ -8650,7 +8610,7 @@
               <w:t xml:space="preserve">Table 5.2: Taux de vente de riz par observatoire</w:t>
             </w:r>
           </w:p>
-          <w:bookmarkEnd w:id="331"/>
+          <w:bookmarkEnd w:id="330"/>
         </w:tc>
       </w:tr>
     </w:tbl>
@@ -8667,7 +8627,7 @@
       <w:tr>
         <w:tc>
           <w:tcPr/>
-          <w:bookmarkStart w:id="335" w:name="fig-ventes-riz-mois"/>
+          <w:bookmarkStart w:id="334" w:name="fig-ventes-riz-mois"/>
           <w:p>
             <w:pPr>
               <w:jc w:val="center"/>
@@ -8691,18 +8651,18 @@
                 <wp:inline>
                   <wp:extent cx="5969000" cy="3316111"/>
                   <wp:effectExtent b="0" l="0" r="0" t="0"/>
-                  <wp:docPr descr="" title="" id="333" name="Picture"/>
+                  <wp:docPr descr="" title="" id="332" name="Picture"/>
                   <a:graphic>
                     <a:graphicData uri="http://schemas.openxmlformats.org/drawingml/2006/picture">
                       <pic:pic>
                         <pic:nvPicPr>
-                          <pic:cNvPr descr="05_agriculture_files/figure-docx/fig-ventes-riz-mois-1.png" id="334" name="Picture"/>
+                          <pic:cNvPr descr="05_agriculture_files/figure-docx/fig-ventes-riz-mois-1.png" id="333" name="Picture"/>
                           <pic:cNvPicPr>
                             <a:picLocks noChangeArrowheads="1" noChangeAspect="1"/>
                           </pic:cNvPicPr>
                         </pic:nvPicPr>
                         <pic:blipFill>
-                          <a:blip r:embed="rId332"/>
+                          <a:blip r:embed="rId331"/>
                           <a:stretch>
                             <a:fillRect/>
                           </a:stretch>
@@ -8729,7 +8689,7 @@
               </w:drawing>
             </w:r>
           </w:p>
-          <w:bookmarkEnd w:id="335"/>
+          <w:bookmarkEnd w:id="334"/>
         </w:tc>
       </w:tr>
     </w:tbl>
@@ -8746,7 +8706,7 @@
       <w:tr>
         <w:tc>
           <w:tcPr/>
-          <w:bookmarkStart w:id="339" w:name="fig-prix-paddy"/>
+          <w:bookmarkStart w:id="338" w:name="fig-prix-paddy"/>
           <w:p>
             <w:pPr>
               <w:jc w:val="center"/>
@@ -8770,18 +8730,18 @@
                 <wp:inline>
                   <wp:extent cx="5969000" cy="3730624"/>
                   <wp:effectExtent b="0" l="0" r="0" t="0"/>
-                  <wp:docPr descr="" title="" id="337" name="Picture"/>
+                  <wp:docPr descr="" title="" id="336" name="Picture"/>
                   <a:graphic>
                     <a:graphicData uri="http://schemas.openxmlformats.org/drawingml/2006/picture">
                       <pic:pic>
                         <pic:nvPicPr>
-                          <pic:cNvPr descr="05_agriculture_files/figure-docx/fig-prix-paddy-1.png" id="338" name="Picture"/>
+                          <pic:cNvPr descr="05_agriculture_files/figure-docx/fig-prix-paddy-1.png" id="337" name="Picture"/>
                           <pic:cNvPicPr>
                             <a:picLocks noChangeArrowheads="1" noChangeAspect="1"/>
                           </pic:cNvPicPr>
                         </pic:nvPicPr>
                         <pic:blipFill>
-                          <a:blip r:embed="rId336"/>
+                          <a:blip r:embed="rId335"/>
                           <a:stretch>
                             <a:fillRect/>
                           </a:stretch>
@@ -8808,12 +8768,12 @@
               </w:drawing>
             </w:r>
           </w:p>
-          <w:bookmarkEnd w:id="339"/>
+          <w:bookmarkEnd w:id="338"/>
         </w:tc>
       </w:tr>
     </w:tbl>
-    <w:bookmarkEnd w:id="340"/>
-    <w:bookmarkStart w:id="344" w:name="bilan-rizicole-du-ménage"/>
+    <w:bookmarkEnd w:id="339"/>
+    <w:bookmarkStart w:id="343" w:name="bilan-rizicole-du-ménage"/>
     <w:p>
       <w:pPr>
         <w:pStyle w:val="Titre4"/>
@@ -8839,18 +8799,18 @@
           <wp:inline>
             <wp:extent cx="4620126" cy="3696101"/>
             <wp:effectExtent b="0" l="0" r="0" t="0"/>
-            <wp:docPr descr="Bilan rizicole moyen par ménage (kg de paddy)" title="" id="342" name="Picture"/>
+            <wp:docPr descr="Bilan rizicole moyen par ménage (kg de paddy)" title="" id="341" name="Picture"/>
             <a:graphic>
               <a:graphicData uri="http://schemas.openxmlformats.org/drawingml/2006/picture">
                 <pic:pic>
                   <pic:nvPicPr>
-                    <pic:cNvPr descr="05_agriculture_files/figure-docx/fig_bilan_riz-1.png" id="343" name="Picture"/>
+                    <pic:cNvPr descr="05_agriculture_files/figure-docx/fig_bilan_riz-1.png" id="342" name="Picture"/>
                     <pic:cNvPicPr>
                       <a:picLocks noChangeArrowheads="1" noChangeAspect="1"/>
                     </pic:cNvPicPr>
                   </pic:nvPicPr>
                   <pic:blipFill>
-                    <a:blip r:embed="rId341"/>
+                    <a:blip r:embed="rId340"/>
                     <a:stretch>
                       <a:fillRect/>
                     </a:stretch>
@@ -8885,9 +8845,9 @@
         <w:t xml:space="preserve">Bilan rizicole moyen par ménage (kg de paddy)</w:t>
       </w:r>
     </w:p>
+    <w:bookmarkEnd w:id="343"/>
     <w:bookmarkEnd w:id="344"/>
-    <w:bookmarkEnd w:id="345"/>
-    <w:bookmarkStart w:id="364" w:name="sec-autres-cultures"/>
+    <w:bookmarkStart w:id="363" w:name="sec-autres-cultures"/>
     <w:p>
       <w:pPr>
         <w:pStyle w:val="Titre3"/>
@@ -8925,7 +8885,7 @@
       <w:tr>
         <w:tc>
           <w:tcPr/>
-          <w:bookmarkStart w:id="346" w:name="tbl-pratique-autres"/>
+          <w:bookmarkStart w:id="345" w:name="tbl-pratique-autres"/>
           <w:p>
             <w:pPr>
               <w:jc w:val="center"/>
@@ -8939,11 +8899,11 @@
               <w:t xml:space="preserve">Table 5.3: Pratique des cultures non rizicoles</w:t>
             </w:r>
           </w:p>
-          <w:bookmarkEnd w:id="346"/>
+          <w:bookmarkEnd w:id="345"/>
         </w:tc>
       </w:tr>
     </w:tbl>
-    <w:bookmarkStart w:id="355" w:name="diversification-et-principales-cultures"/>
+    <w:bookmarkStart w:id="354" w:name="diversification-et-principales-cultures"/>
     <w:p>
       <w:pPr>
         <w:pStyle w:val="Titre4"/>
@@ -8981,7 +8941,7 @@
       <w:tr>
         <w:tc>
           <w:tcPr/>
-          <w:bookmarkStart w:id="350" w:name="fig-diversification"/>
+          <w:bookmarkStart w:id="349" w:name="fig-diversification"/>
           <w:p>
             <w:pPr>
               <w:jc w:val="center"/>
@@ -9005,18 +8965,18 @@
                 <wp:inline>
                   <wp:extent cx="5969000" cy="3730624"/>
                   <wp:effectExtent b="0" l="0" r="0" t="0"/>
-                  <wp:docPr descr="" title="" id="348" name="Picture"/>
+                  <wp:docPr descr="" title="" id="347" name="Picture"/>
                   <a:graphic>
                     <a:graphicData uri="http://schemas.openxmlformats.org/drawingml/2006/picture">
                       <pic:pic>
                         <pic:nvPicPr>
-                          <pic:cNvPr descr="05_agriculture_files/figure-docx/fig-diversification-1.png" id="349" name="Picture"/>
+                          <pic:cNvPr descr="05_agriculture_files/figure-docx/fig-diversification-1.png" id="348" name="Picture"/>
                           <pic:cNvPicPr>
                             <a:picLocks noChangeArrowheads="1" noChangeAspect="1"/>
                           </pic:cNvPicPr>
                         </pic:nvPicPr>
                         <pic:blipFill>
-                          <a:blip r:embed="rId347"/>
+                          <a:blip r:embed="rId346"/>
                           <a:stretch>
                             <a:fillRect/>
                           </a:stretch>
@@ -9043,7 +9003,7 @@
               </w:drawing>
             </w:r>
           </w:p>
-          <w:bookmarkEnd w:id="350"/>
+          <w:bookmarkEnd w:id="349"/>
         </w:tc>
       </w:tr>
     </w:tbl>
@@ -9060,7 +9020,7 @@
       <w:tr>
         <w:tc>
           <w:tcPr/>
-          <w:bookmarkStart w:id="354" w:name="fig-top-cultures"/>
+          <w:bookmarkStart w:id="353" w:name="fig-top-cultures"/>
           <w:p>
             <w:pPr>
               <w:jc w:val="center"/>
@@ -9084,18 +9044,18 @@
                 <wp:inline>
                   <wp:extent cx="5969000" cy="9550400"/>
                   <wp:effectExtent b="0" l="0" r="0" t="0"/>
-                  <wp:docPr descr="" title="" id="352" name="Picture"/>
+                  <wp:docPr descr="" title="" id="351" name="Picture"/>
                   <a:graphic>
                     <a:graphicData uri="http://schemas.openxmlformats.org/drawingml/2006/picture">
                       <pic:pic>
                         <pic:nvPicPr>
-                          <pic:cNvPr descr="05_agriculture_files/figure-docx/fig-top-cultures-1.png" id="353" name="Picture"/>
+                          <pic:cNvPr descr="05_agriculture_files/figure-docx/fig-top-cultures-1.png" id="352" name="Picture"/>
                           <pic:cNvPicPr>
                             <a:picLocks noChangeArrowheads="1" noChangeAspect="1"/>
                           </pic:cNvPicPr>
                         </pic:nvPicPr>
                         <pic:blipFill>
-                          <a:blip r:embed="rId351"/>
+                          <a:blip r:embed="rId350"/>
                           <a:stretch>
                             <a:fillRect/>
                           </a:stretch>
@@ -9122,12 +9082,12 @@
               </w:drawing>
             </w:r>
           </w:p>
-          <w:bookmarkEnd w:id="354"/>
+          <w:bookmarkEnd w:id="353"/>
         </w:tc>
       </w:tr>
     </w:tbl>
-    <w:bookmarkEnd w:id="355"/>
-    <w:bookmarkStart w:id="361" w:name="X39d1cfa685ef13e52c1c642965d3432706de56b"/>
+    <w:bookmarkEnd w:id="354"/>
+    <w:bookmarkStart w:id="360" w:name="X39d1cfa685ef13e52c1c642965d3432706de56b"/>
     <w:p>
       <w:pPr>
         <w:pStyle w:val="Titre4"/>
@@ -9157,7 +9117,7 @@
       <w:tr>
         <w:tc>
           <w:tcPr/>
-          <w:bookmarkStart w:id="359" w:name="fig-engrais-autres"/>
+          <w:bookmarkStart w:id="358" w:name="fig-engrais-autres"/>
           <w:p>
             <w:pPr>
               <w:jc w:val="center"/>
@@ -9181,18 +9141,18 @@
                 <wp:inline>
                   <wp:extent cx="5969000" cy="9550400"/>
                   <wp:effectExtent b="0" l="0" r="0" t="0"/>
-                  <wp:docPr descr="" title="" id="357" name="Picture"/>
+                  <wp:docPr descr="" title="" id="356" name="Picture"/>
                   <a:graphic>
                     <a:graphicData uri="http://schemas.openxmlformats.org/drawingml/2006/picture">
                       <pic:pic>
                         <pic:nvPicPr>
-                          <pic:cNvPr descr="05_agriculture_files/figure-docx/fig-engrais-autres-1.png" id="358" name="Picture"/>
+                          <pic:cNvPr descr="05_agriculture_files/figure-docx/fig-engrais-autres-1.png" id="357" name="Picture"/>
                           <pic:cNvPicPr>
                             <a:picLocks noChangeArrowheads="1" noChangeAspect="1"/>
                           </pic:cNvPicPr>
                         </pic:nvPicPr>
                         <pic:blipFill>
-                          <a:blip r:embed="rId356"/>
+                          <a:blip r:embed="rId355"/>
                           <a:stretch>
                             <a:fillRect/>
                           </a:stretch>
@@ -9219,7 +9179,7 @@
               </w:drawing>
             </w:r>
           </w:p>
-          <w:bookmarkEnd w:id="359"/>
+          <w:bookmarkEnd w:id="358"/>
         </w:tc>
       </w:tr>
     </w:tbl>
@@ -9236,7 +9196,7 @@
       <w:tr>
         <w:tc>
           <w:tcPr/>
-          <w:bookmarkStart w:id="360" w:name="tbl-production-autres"/>
+          <w:bookmarkStart w:id="359" w:name="tbl-production-autres"/>
           <w:p>
             <w:pPr>
               <w:jc w:val="center"/>
@@ -9250,12 +9210,12 @@
               <w:t xml:space="preserve">Table 5.4: Production et ventes des principales cultures non rizicoles</w:t>
             </w:r>
           </w:p>
-          <w:bookmarkEnd w:id="360"/>
+          <w:bookmarkEnd w:id="359"/>
         </w:tc>
       </w:tr>
     </w:tbl>
-    <w:bookmarkEnd w:id="361"/>
-    <w:bookmarkStart w:id="363" w:name="perception-des-rendements"/>
+    <w:bookmarkEnd w:id="360"/>
+    <w:bookmarkStart w:id="362" w:name="perception-des-rendements"/>
     <w:p>
       <w:pPr>
         <w:pStyle w:val="Titre4"/>
@@ -9285,7 +9245,7 @@
       <w:tr>
         <w:tc>
           <w:tcPr/>
-          <w:bookmarkStart w:id="362" w:name="tbl-rendement-autres"/>
+          <w:bookmarkStart w:id="361" w:name="tbl-rendement-autres"/>
           <w:p>
             <w:pPr>
               <w:jc w:val="center"/>
@@ -9299,13 +9259,13 @@
               <w:t xml:space="preserve">Table 5.5: Perception des rendements des cultures non rizicoles</w:t>
             </w:r>
           </w:p>
-          <w:bookmarkEnd w:id="362"/>
+          <w:bookmarkEnd w:id="361"/>
         </w:tc>
       </w:tr>
     </w:tbl>
+    <w:bookmarkEnd w:id="362"/>
     <w:bookmarkEnd w:id="363"/>
-    <w:bookmarkEnd w:id="364"/>
-    <w:bookmarkStart w:id="370" w:name="sec-jardins"/>
+    <w:bookmarkStart w:id="369" w:name="sec-jardins"/>
     <w:p>
       <w:pPr>
         <w:pStyle w:val="Titre3"/>
@@ -9335,7 +9295,7 @@
       <w:tr>
         <w:tc>
           <w:tcPr/>
-          <w:bookmarkStart w:id="365" w:name="tbl-jardin-pratique"/>
+          <w:bookmarkStart w:id="364" w:name="tbl-jardin-pratique"/>
           <w:p>
             <w:pPr>
               <w:jc w:val="center"/>
@@ -9349,7 +9309,7 @@
               <w:t xml:space="preserve">Table 5.6: Pratique du jardin potager et de la cueillette</w:t>
             </w:r>
           </w:p>
-          <w:bookmarkEnd w:id="365"/>
+          <w:bookmarkEnd w:id="364"/>
         </w:tc>
       </w:tr>
     </w:tbl>
@@ -9366,7 +9326,7 @@
       <w:tr>
         <w:tc>
           <w:tcPr/>
-          <w:bookmarkStart w:id="369" w:name="fig-top-jardin"/>
+          <w:bookmarkStart w:id="368" w:name="fig-top-jardin"/>
           <w:p>
             <w:pPr>
               <w:jc w:val="center"/>
@@ -9390,18 +9350,18 @@
                 <wp:inline>
                   <wp:extent cx="5969000" cy="9550400"/>
                   <wp:effectExtent b="0" l="0" r="0" t="0"/>
-                  <wp:docPr descr="" title="" id="367" name="Picture"/>
+                  <wp:docPr descr="" title="" id="366" name="Picture"/>
                   <a:graphic>
                     <a:graphicData uri="http://schemas.openxmlformats.org/drawingml/2006/picture">
                       <pic:pic>
                         <pic:nvPicPr>
-                          <pic:cNvPr descr="05_agriculture_files/figure-docx/fig-top-jardin-1.png" id="368" name="Picture"/>
+                          <pic:cNvPr descr="05_agriculture_files/figure-docx/fig-top-jardin-1.png" id="367" name="Picture"/>
                           <pic:cNvPicPr>
                             <a:picLocks noChangeArrowheads="1" noChangeAspect="1"/>
                           </pic:cNvPicPr>
                         </pic:nvPicPr>
                         <pic:blipFill>
-                          <a:blip r:embed="rId366"/>
+                          <a:blip r:embed="rId365"/>
                           <a:stretch>
                             <a:fillRect/>
                           </a:stretch>
@@ -9428,12 +9388,12 @@
               </w:drawing>
             </w:r>
           </w:p>
-          <w:bookmarkEnd w:id="369"/>
+          <w:bookmarkEnd w:id="368"/>
         </w:tc>
       </w:tr>
     </w:tbl>
-    <w:bookmarkEnd w:id="370"/>
-    <w:bookmarkStart w:id="375" w:name="sec-foret"/>
+    <w:bookmarkEnd w:id="369"/>
+    <w:bookmarkStart w:id="374" w:name="sec-foret"/>
     <w:p>
       <w:pPr>
         <w:pStyle w:val="Titre3"/>
@@ -9463,7 +9423,7 @@
       <w:tr>
         <w:tc>
           <w:tcPr/>
-          <w:bookmarkStart w:id="374" w:name="fig-produits-foret"/>
+          <w:bookmarkStart w:id="373" w:name="fig-produits-foret"/>
           <w:p>
             <w:pPr>
               <w:jc w:val="center"/>
@@ -9487,18 +9447,18 @@
                 <wp:inline>
                   <wp:extent cx="5969000" cy="8290277"/>
                   <wp:effectExtent b="0" l="0" r="0" t="0"/>
-                  <wp:docPr descr="" title="" id="372" name="Picture"/>
+                  <wp:docPr descr="" title="" id="371" name="Picture"/>
                   <a:graphic>
                     <a:graphicData uri="http://schemas.openxmlformats.org/drawingml/2006/picture">
                       <pic:pic>
                         <pic:nvPicPr>
-                          <pic:cNvPr descr="05_agriculture_files/figure-docx/fig-produits-foret-1.png" id="373" name="Picture"/>
+                          <pic:cNvPr descr="05_agriculture_files/figure-docx/fig-produits-foret-1.png" id="372" name="Picture"/>
                           <pic:cNvPicPr>
                             <a:picLocks noChangeArrowheads="1" noChangeAspect="1"/>
                           </pic:cNvPicPr>
                         </pic:nvPicPr>
                         <pic:blipFill>
-                          <a:blip r:embed="rId371"/>
+                          <a:blip r:embed="rId370"/>
                           <a:stretch>
                             <a:fillRect/>
                           </a:stretch>
@@ -9525,13 +9485,13 @@
               </w:drawing>
             </w:r>
           </w:p>
-          <w:bookmarkEnd w:id="374"/>
+          <w:bookmarkEnd w:id="373"/>
         </w:tc>
       </w:tr>
     </w:tbl>
+    <w:bookmarkEnd w:id="374"/>
     <w:bookmarkEnd w:id="375"/>
-    <w:bookmarkEnd w:id="376"/>
-    <w:bookmarkStart w:id="399" w:name="sec-elevage"/>
+    <w:bookmarkStart w:id="398" w:name="sec-elevage"/>
     <w:p>
       <w:pPr>
         <w:pStyle w:val="Titre2"/>
@@ -9540,7 +9500,7 @@
         <w:t xml:space="preserve">5.2 Élevage</w:t>
       </w:r>
     </w:p>
-    <w:bookmarkStart w:id="378" w:name="pratique-de-lélevage"/>
+    <w:bookmarkStart w:id="377" w:name="pratique-de-lélevage"/>
     <w:p>
       <w:pPr>
         <w:pStyle w:val="Titre3"/>
@@ -9578,7 +9538,7 @@
       <w:tr>
         <w:tc>
           <w:tcPr/>
-          <w:bookmarkStart w:id="377" w:name="tbl-elevage-pratique"/>
+          <w:bookmarkStart w:id="376" w:name="tbl-elevage-pratique"/>
           <w:p>
             <w:pPr>
               <w:jc w:val="center"/>
@@ -9592,12 +9552,12 @@
               <w:t xml:space="preserve">Table 5.7: Taux de pratique de l’élevage</w:t>
             </w:r>
           </w:p>
-          <w:bookmarkEnd w:id="377"/>
+          <w:bookmarkEnd w:id="376"/>
         </w:tc>
       </w:tr>
     </w:tbl>
-    <w:bookmarkEnd w:id="378"/>
-    <w:bookmarkStart w:id="383" w:name="espèces-élevées"/>
+    <w:bookmarkEnd w:id="377"/>
+    <w:bookmarkStart w:id="382" w:name="espèces-élevées"/>
     <w:p>
       <w:pPr>
         <w:pStyle w:val="Titre3"/>
@@ -9635,7 +9595,7 @@
       <w:tr>
         <w:tc>
           <w:tcPr/>
-          <w:bookmarkStart w:id="382" w:name="fig-especes-elevage"/>
+          <w:bookmarkStart w:id="381" w:name="fig-especes-elevage"/>
           <w:p>
             <w:pPr>
               <w:jc w:val="center"/>
@@ -9659,18 +9619,18 @@
                 <wp:inline>
                   <wp:extent cx="5969000" cy="9550400"/>
                   <wp:effectExtent b="0" l="0" r="0" t="0"/>
-                  <wp:docPr descr="" title="" id="380" name="Picture"/>
+                  <wp:docPr descr="" title="" id="379" name="Picture"/>
                   <a:graphic>
                     <a:graphicData uri="http://schemas.openxmlformats.org/drawingml/2006/picture">
                       <pic:pic>
                         <pic:nvPicPr>
-                          <pic:cNvPr descr="05_agriculture_files/figure-docx/fig-especes-elevage-1.png" id="381" name="Picture"/>
+                          <pic:cNvPr descr="05_agriculture_files/figure-docx/fig-especes-elevage-1.png" id="380" name="Picture"/>
                           <pic:cNvPicPr>
                             <a:picLocks noChangeArrowheads="1" noChangeAspect="1"/>
                           </pic:cNvPicPr>
                         </pic:nvPicPr>
                         <pic:blipFill>
-                          <a:blip r:embed="rId379"/>
+                          <a:blip r:embed="rId378"/>
                           <a:stretch>
                             <a:fillRect/>
                           </a:stretch>
@@ -9697,12 +9657,12 @@
               </w:drawing>
             </w:r>
           </w:p>
-          <w:bookmarkEnd w:id="382"/>
+          <w:bookmarkEnd w:id="381"/>
         </w:tc>
       </w:tr>
     </w:tbl>
-    <w:bookmarkEnd w:id="383"/>
-    <w:bookmarkStart w:id="388" w:name="objectifs-de-lélevage"/>
+    <w:bookmarkEnd w:id="382"/>
+    <w:bookmarkStart w:id="387" w:name="objectifs-de-lélevage"/>
     <w:p>
       <w:pPr>
         <w:pStyle w:val="Titre3"/>
@@ -9732,7 +9692,7 @@
       <w:tr>
         <w:tc>
           <w:tcPr/>
-          <w:bookmarkStart w:id="387" w:name="fig-objectifs-elevage"/>
+          <w:bookmarkStart w:id="386" w:name="fig-objectifs-elevage"/>
           <w:p>
             <w:pPr>
               <w:jc w:val="center"/>
@@ -9756,18 +9716,18 @@
                 <wp:inline>
                   <wp:extent cx="5969000" cy="3581400"/>
                   <wp:effectExtent b="0" l="0" r="0" t="0"/>
-                  <wp:docPr descr="" title="" id="385" name="Picture"/>
+                  <wp:docPr descr="" title="" id="384" name="Picture"/>
                   <a:graphic>
                     <a:graphicData uri="http://schemas.openxmlformats.org/drawingml/2006/picture">
                       <pic:pic>
                         <pic:nvPicPr>
-                          <pic:cNvPr descr="05_agriculture_files/figure-docx/fig-objectifs-elevage-1.png" id="386" name="Picture"/>
+                          <pic:cNvPr descr="05_agriculture_files/figure-docx/fig-objectifs-elevage-1.png" id="385" name="Picture"/>
                           <pic:cNvPicPr>
                             <a:picLocks noChangeArrowheads="1" noChangeAspect="1"/>
                           </pic:cNvPicPr>
                         </pic:nvPicPr>
                         <pic:blipFill>
-                          <a:blip r:embed="rId384"/>
+                          <a:blip r:embed="rId383"/>
                           <a:stretch>
                             <a:fillRect/>
                           </a:stretch>
@@ -9794,12 +9754,12 @@
               </w:drawing>
             </w:r>
           </w:p>
-          <w:bookmarkEnd w:id="387"/>
+          <w:bookmarkEnd w:id="386"/>
         </w:tc>
       </w:tr>
     </w:tbl>
-    <w:bookmarkEnd w:id="388"/>
-    <w:bookmarkStart w:id="394" w:name="ventes-et-pertes-danimaux"/>
+    <w:bookmarkEnd w:id="387"/>
+    <w:bookmarkStart w:id="393" w:name="ventes-et-pertes-danimaux"/>
     <w:p>
       <w:pPr>
         <w:pStyle w:val="Titre3"/>
@@ -9829,7 +9789,7 @@
       <w:tr>
         <w:tc>
           <w:tcPr/>
-          <w:bookmarkStart w:id="389" w:name="tbl-ventes-elevage"/>
+          <w:bookmarkStart w:id="388" w:name="tbl-ventes-elevage"/>
           <w:p>
             <w:pPr>
               <w:jc w:val="center"/>
@@ -9843,7 +9803,7 @@
               <w:t xml:space="preserve">Table 5.8: Ventes d’animaux par observatoire</w:t>
             </w:r>
           </w:p>
-          <w:bookmarkEnd w:id="389"/>
+          <w:bookmarkEnd w:id="388"/>
         </w:tc>
       </w:tr>
     </w:tbl>
@@ -9860,7 +9820,7 @@
       <w:tr>
         <w:tc>
           <w:tcPr/>
-          <w:bookmarkStart w:id="393" w:name="fig-pertes-elevage"/>
+          <w:bookmarkStart w:id="392" w:name="fig-pertes-elevage"/>
           <w:p>
             <w:pPr>
               <w:jc w:val="center"/>
@@ -9884,18 +9844,18 @@
                 <wp:inline>
                   <wp:extent cx="5969000" cy="10611555"/>
                   <wp:effectExtent b="0" l="0" r="0" t="0"/>
-                  <wp:docPr descr="" title="" id="391" name="Picture"/>
+                  <wp:docPr descr="" title="" id="390" name="Picture"/>
                   <a:graphic>
                     <a:graphicData uri="http://schemas.openxmlformats.org/drawingml/2006/picture">
                       <pic:pic>
                         <pic:nvPicPr>
-                          <pic:cNvPr descr="05_agriculture_files/figure-docx/fig-pertes-elevage-1.png" id="392" name="Picture"/>
+                          <pic:cNvPr descr="05_agriculture_files/figure-docx/fig-pertes-elevage-1.png" id="391" name="Picture"/>
                           <pic:cNvPicPr>
                             <a:picLocks noChangeArrowheads="1" noChangeAspect="1"/>
                           </pic:cNvPicPr>
                         </pic:nvPicPr>
                         <pic:blipFill>
-                          <a:blip r:embed="rId390"/>
+                          <a:blip r:embed="rId389"/>
                           <a:stretch>
                             <a:fillRect/>
                           </a:stretch>
@@ -9922,12 +9882,12 @@
               </w:drawing>
             </w:r>
           </w:p>
-          <w:bookmarkEnd w:id="393"/>
+          <w:bookmarkEnd w:id="392"/>
         </w:tc>
       </w:tr>
     </w:tbl>
-    <w:bookmarkEnd w:id="394"/>
-    <w:bookmarkStart w:id="398" w:name="produits-de-lélevage"/>
+    <w:bookmarkEnd w:id="393"/>
+    <w:bookmarkStart w:id="397" w:name="produits-de-lélevage"/>
     <w:p>
       <w:pPr>
         <w:pStyle w:val="Titre3"/>
@@ -9953,18 +9913,18 @@
           <wp:inline>
             <wp:extent cx="4620126" cy="5544151"/>
             <wp:effectExtent b="0" l="0" r="0" t="0"/>
-            <wp:docPr descr="Produits de l’élevage déclarés par les ménages" title="" id="396" name="Picture"/>
+            <wp:docPr descr="Produits de l’élevage déclarés par les ménages" title="" id="395" name="Picture"/>
             <a:graphic>
               <a:graphicData uri="http://schemas.openxmlformats.org/drawingml/2006/picture">
                 <pic:pic>
                   <pic:nvPicPr>
-                    <pic:cNvPr descr="05_agriculture_files/figure-docx/fig_produits_elevage-1.png" id="397" name="Picture"/>
+                    <pic:cNvPr descr="05_agriculture_files/figure-docx/fig_produits_elevage-1.png" id="396" name="Picture"/>
                     <pic:cNvPicPr>
                       <a:picLocks noChangeArrowheads="1" noChangeAspect="1"/>
                     </pic:cNvPicPr>
                   </pic:nvPicPr>
                   <pic:blipFill>
-                    <a:blip r:embed="rId395"/>
+                    <a:blip r:embed="rId394"/>
                     <a:stretch>
                       <a:fillRect/>
                     </a:stretch>
@@ -9999,9 +9959,9 @@
         <w:t xml:space="preserve">Produits de l’élevage déclarés par les ménages</w:t>
       </w:r>
     </w:p>
+    <w:bookmarkEnd w:id="397"/>
     <w:bookmarkEnd w:id="398"/>
-    <w:bookmarkEnd w:id="399"/>
-    <w:bookmarkStart w:id="409" w:name="sec-chasse-peche"/>
+    <w:bookmarkStart w:id="408" w:name="sec-chasse-peche"/>
     <w:p>
       <w:pPr>
         <w:pStyle w:val="Titre2"/>
@@ -10039,7 +9999,7 @@
       <w:tr>
         <w:tc>
           <w:tcPr/>
-          <w:bookmarkStart w:id="400" w:name="tbl-chasse-peche-pratique"/>
+          <w:bookmarkStart w:id="399" w:name="tbl-chasse-peche-pratique"/>
           <w:p>
             <w:pPr>
               <w:jc w:val="center"/>
@@ -10053,7 +10013,7 @@
               <w:t xml:space="preserve">Table 5.9: Taux de pratique de la chasse et de la pêche</w:t>
             </w:r>
           </w:p>
-          <w:bookmarkEnd w:id="400"/>
+          <w:bookmarkEnd w:id="399"/>
         </w:tc>
       </w:tr>
     </w:tbl>
@@ -10070,7 +10030,7 @@
       <w:tr>
         <w:tc>
           <w:tcPr/>
-          <w:bookmarkStart w:id="404" w:name="fig-chasse-especes"/>
+          <w:bookmarkStart w:id="403" w:name="fig-chasse-especes"/>
           <w:p>
             <w:pPr>
               <w:jc w:val="center"/>
@@ -10094,18 +10054,18 @@
                 <wp:inline>
                   <wp:extent cx="5969000" cy="9550400"/>
                   <wp:effectExtent b="0" l="0" r="0" t="0"/>
-                  <wp:docPr descr="" title="" id="402" name="Picture"/>
+                  <wp:docPr descr="" title="" id="401" name="Picture"/>
                   <a:graphic>
                     <a:graphicData uri="http://schemas.openxmlformats.org/drawingml/2006/picture">
                       <pic:pic>
                         <pic:nvPicPr>
-                          <pic:cNvPr descr="05_agriculture_files/figure-docx/fig-chasse-especes-1.png" id="403" name="Picture"/>
+                          <pic:cNvPr descr="05_agriculture_files/figure-docx/fig-chasse-especes-1.png" id="402" name="Picture"/>
                           <pic:cNvPicPr>
                             <a:picLocks noChangeArrowheads="1" noChangeAspect="1"/>
                           </pic:cNvPicPr>
                         </pic:nvPicPr>
                         <pic:blipFill>
-                          <a:blip r:embed="rId401"/>
+                          <a:blip r:embed="rId400"/>
                           <a:stretch>
                             <a:fillRect/>
                           </a:stretch>
@@ -10132,7 +10092,7 @@
               </w:drawing>
             </w:r>
           </w:p>
-          <w:bookmarkEnd w:id="404"/>
+          <w:bookmarkEnd w:id="403"/>
         </w:tc>
       </w:tr>
     </w:tbl>
@@ -10149,7 +10109,7 @@
       <w:tr>
         <w:tc>
           <w:tcPr/>
-          <w:bookmarkStart w:id="408" w:name="fig-chasse-raison"/>
+          <w:bookmarkStart w:id="407" w:name="fig-chasse-raison"/>
           <w:p>
             <w:pPr>
               <w:jc w:val="center"/>
@@ -10173,18 +10133,18 @@
                 <wp:inline>
                   <wp:extent cx="5969000" cy="9326562"/>
                   <wp:effectExtent b="0" l="0" r="0" t="0"/>
-                  <wp:docPr descr="" title="" id="406" name="Picture"/>
+                  <wp:docPr descr="" title="" id="405" name="Picture"/>
                   <a:graphic>
                     <a:graphicData uri="http://schemas.openxmlformats.org/drawingml/2006/picture">
                       <pic:pic>
                         <pic:nvPicPr>
-                          <pic:cNvPr descr="05_agriculture_files/figure-docx/fig-chasse-raison-1.png" id="407" name="Picture"/>
+                          <pic:cNvPr descr="05_agriculture_files/figure-docx/fig-chasse-raison-1.png" id="406" name="Picture"/>
                           <pic:cNvPicPr>
                             <a:picLocks noChangeArrowheads="1" noChangeAspect="1"/>
                           </pic:cNvPicPr>
                         </pic:nvPicPr>
                         <pic:blipFill>
-                          <a:blip r:embed="rId405"/>
+                          <a:blip r:embed="rId404"/>
                           <a:stretch>
                             <a:fillRect/>
                           </a:stretch>
@@ -10211,12 +10171,12 @@
               </w:drawing>
             </w:r>
           </w:p>
-          <w:bookmarkEnd w:id="408"/>
+          <w:bookmarkEnd w:id="407"/>
         </w:tc>
       </w:tr>
     </w:tbl>
-    <w:bookmarkEnd w:id="409"/>
-    <w:bookmarkStart w:id="422" w:name="sec-main-oeuvre"/>
+    <w:bookmarkEnd w:id="408"/>
+    <w:bookmarkStart w:id="421" w:name="sec-main-oeuvre"/>
     <w:p>
       <w:pPr>
         <w:pStyle w:val="Titre2"/>
@@ -10225,7 +10185,7 @@
         <w:t xml:space="preserve">5.4 Main d’oeuvre agricole</w:t>
       </w:r>
     </w:p>
-    <w:bookmarkStart w:id="411" w:name="emploi-de-main-doeuvre"/>
+    <w:bookmarkStart w:id="410" w:name="emploi-de-main-doeuvre"/>
     <w:p>
       <w:pPr>
         <w:pStyle w:val="Titre3"/>
@@ -10263,7 +10223,7 @@
       <w:tr>
         <w:tc>
           <w:tcPr/>
-          <w:bookmarkStart w:id="410" w:name="tbl-main-oeuvre-pratique"/>
+          <w:bookmarkStart w:id="409" w:name="tbl-main-oeuvre-pratique"/>
           <w:p>
             <w:pPr>
               <w:jc w:val="center"/>
@@ -10277,12 +10237,12 @@
               <w:t xml:space="preserve">Table 5.10: Recours à la main d’oeuvre agricole</w:t>
             </w:r>
           </w:p>
-          <w:bookmarkEnd w:id="410"/>
+          <w:bookmarkEnd w:id="409"/>
         </w:tc>
       </w:tr>
     </w:tbl>
-    <w:bookmarkEnd w:id="411"/>
-    <w:bookmarkStart w:id="413" w:name="Xebc72c385258cc8096a393c9cba435b9f045e2a"/>
+    <w:bookmarkEnd w:id="410"/>
+    <w:bookmarkStart w:id="412" w:name="Xebc72c385258cc8096a393c9cba435b9f045e2a"/>
     <w:p>
       <w:pPr>
         <w:pStyle w:val="Titre3"/>
@@ -10312,7 +10272,7 @@
       <w:tr>
         <w:tc>
           <w:tcPr/>
-          <w:bookmarkStart w:id="412" w:name="tbl-operations-mo"/>
+          <w:bookmarkStart w:id="411" w:name="tbl-operations-mo"/>
           <w:p>
             <w:pPr>
               <w:jc w:val="center"/>
@@ -10326,12 +10286,12 @@
               <w:t xml:space="preserve">Table 5.11: Main d’œuvre salariée et entraide par opération agricole</w:t>
             </w:r>
           </w:p>
-          <w:bookmarkEnd w:id="412"/>
+          <w:bookmarkEnd w:id="411"/>
         </w:tc>
       </w:tr>
     </w:tbl>
-    <w:bookmarkEnd w:id="413"/>
-    <w:bookmarkStart w:id="415" w:name="main-doeuvre-permanente"/>
+    <w:bookmarkEnd w:id="412"/>
+    <w:bookmarkStart w:id="414" w:name="main-doeuvre-permanente"/>
     <w:p>
       <w:pPr>
         <w:pStyle w:val="Titre3"/>
@@ -10361,7 +10321,7 @@
       <w:tr>
         <w:tc>
           <w:tcPr/>
-          <w:bookmarkStart w:id="414" w:name="tbl-main-oeuvre-perm"/>
+          <w:bookmarkStart w:id="413" w:name="tbl-main-oeuvre-perm"/>
           <w:p>
             <w:pPr>
               <w:jc w:val="center"/>
@@ -10375,12 +10335,12 @@
               <w:t xml:space="preserve">Table 5.12: Caractéristiques de la main d’oeuvre permanente</w:t>
             </w:r>
           </w:p>
-          <w:bookmarkEnd w:id="414"/>
+          <w:bookmarkEnd w:id="413"/>
         </w:tc>
       </w:tr>
     </w:tbl>
-    <w:bookmarkEnd w:id="415"/>
-    <w:bookmarkStart w:id="421" w:name="Xb70e75093827b2d42e129c8e92fb16121bf4c51"/>
+    <w:bookmarkEnd w:id="414"/>
+    <w:bookmarkStart w:id="420" w:name="Xb70e75093827b2d42e129c8e92fb16121bf4c51"/>
     <w:p>
       <w:pPr>
         <w:pStyle w:val="Titre3"/>
@@ -10410,7 +10370,7 @@
       <w:tr>
         <w:tc>
           <w:tcPr/>
-          <w:bookmarkStart w:id="419" w:name="fig-cultures-quintile"/>
+          <w:bookmarkStart w:id="418" w:name="fig-cultures-quintile"/>
           <w:p>
             <w:pPr>
               <w:jc w:val="center"/>
@@ -10434,18 +10394,18 @@
                 <wp:inline>
                   <wp:extent cx="5969000" cy="3581400"/>
                   <wp:effectExtent b="0" l="0" r="0" t="0"/>
-                  <wp:docPr descr="" title="" id="417" name="Picture"/>
+                  <wp:docPr descr="" title="" id="416" name="Picture"/>
                   <a:graphic>
                     <a:graphicData uri="http://schemas.openxmlformats.org/drawingml/2006/picture">
                       <pic:pic>
                         <pic:nvPicPr>
-                          <pic:cNvPr descr="05_agriculture_files/figure-docx/fig-cultures-quintile-1.png" id="418" name="Picture"/>
+                          <pic:cNvPr descr="05_agriculture_files/figure-docx/fig-cultures-quintile-1.png" id="417" name="Picture"/>
                           <pic:cNvPicPr>
                             <a:picLocks noChangeArrowheads="1" noChangeAspect="1"/>
                           </pic:cNvPicPr>
                         </pic:nvPicPr>
                         <pic:blipFill>
-                          <a:blip r:embed="rId416"/>
+                          <a:blip r:embed="rId415"/>
                           <a:stretch>
                             <a:fillRect/>
                           </a:stretch>
@@ -10472,7 +10432,7 @@
               </w:drawing>
             </w:r>
           </w:p>
-          <w:bookmarkEnd w:id="419"/>
+          <w:bookmarkEnd w:id="418"/>
         </w:tc>
       </w:tr>
     </w:tbl>
@@ -10489,7 +10449,7 @@
       <w:tr>
         <w:tc>
           <w:tcPr/>
-          <w:bookmarkStart w:id="420" w:name="tbl-cultures-quintile"/>
+          <w:bookmarkStart w:id="419" w:name="tbl-cultures-quintile"/>
           <w:p>
             <w:pPr>
               <w:jc w:val="center"/>
@@ -10503,13 +10463,13 @@
               <w:t xml:space="preserve">Table 5.13: Nombre moyen de cultures non rizicoles par ménage et quintile de revenu</w:t>
             </w:r>
           </w:p>
-          <w:bookmarkEnd w:id="420"/>
+          <w:bookmarkEnd w:id="419"/>
         </w:tc>
       </w:tr>
     </w:tbl>
+    <w:bookmarkEnd w:id="420"/>
     <w:bookmarkEnd w:id="421"/>
     <w:bookmarkEnd w:id="422"/>
-    <w:bookmarkEnd w:id="423"/>
     <w:bookmarkStart w:id="475" w:name="sécurité-alimentaire"/>
     <w:p>
       <w:pPr>
@@ -10568,12 +10528,12 @@
                 <wp:inline>
                   <wp:extent cx="152400" cy="152400"/>
                   <wp:effectExtent b="0" l="0" r="0" t="0"/>
-                  <wp:docPr descr="" title="" id="424" name="Picture"/>
+                  <wp:docPr descr="" title="" id="423" name="Picture"/>
                   <a:graphic>
                     <a:graphicData uri="http://schemas.openxmlformats.org/drawingml/2006/picture">
                       <pic:pic>
                         <pic:nvPicPr>
-                          <pic:cNvPr descr="C:\Users\fbede\AppData\Local\Programs\Quarto\share\formats\docx\warning.png" id="425" name="Picture"/>
+                          <pic:cNvPr descr="C:\Users\fbede\AppData\Local\Programs\Quarto\share\formats\docx\warning.png" id="424" name="Picture"/>
                           <pic:cNvPicPr>
                             <a:picLocks noChangeArrowheads="1" noChangeAspect="1"/>
                           </pic:cNvPicPr>
@@ -10668,7 +10628,7 @@
         <w:t xml:space="preserve">Dans l’Alaotra, 100 % des ménages déclarent au moins un mois de soudure.</w:t>
       </w:r>
     </w:p>
-    <w:bookmarkStart w:id="439" w:name="période-de-soudure"/>
+    <w:bookmarkStart w:id="438" w:name="période-de-soudure"/>
     <w:p>
       <w:pPr>
         <w:pStyle w:val="Titre3"/>
@@ -10693,7 +10653,7 @@
         <w:t xml:space="preserve">Dans l’Alaotra, La soudure dure en moyenne 3.8 mois (médiane : 3).</w:t>
       </w:r>
     </w:p>
-    <w:bookmarkStart w:id="426" w:name="durée-de-la-soudure-par-observatoire"/>
+    <w:bookmarkStart w:id="425" w:name="durée-de-la-soudure-par-observatoire"/>
     <w:p>
       <w:pPr>
         <w:pStyle w:val="Titre4"/>
@@ -10702,8 +10662,8 @@
         <w:t xml:space="preserve">6.1.1.1 Durée de la soudure par observatoire</w:t>
       </w:r>
     </w:p>
-    <w:bookmarkEnd w:id="426"/>
-    <w:bookmarkStart w:id="430" w:name="X7672ed32ab511b42dc575aff782f6587708610f"/>
+    <w:bookmarkEnd w:id="425"/>
+    <w:bookmarkStart w:id="429" w:name="X7672ed32ab511b42dc575aff782f6587708610f"/>
     <w:p>
       <w:pPr>
         <w:pStyle w:val="Titre4"/>
@@ -10721,18 +10681,18 @@
           <wp:inline>
             <wp:extent cx="4620126" cy="3696101"/>
             <wp:effectExtent b="0" l="0" r="0" t="0"/>
-            <wp:docPr descr="Durée moyenne de la soudure par hameau" title="" id="428" name="Picture"/>
+            <wp:docPr descr="Durée moyenne de la soudure par hameau" title="" id="427" name="Picture"/>
             <a:graphic>
               <a:graphicData uri="http://schemas.openxmlformats.org/drawingml/2006/picture">
                 <pic:pic>
                   <pic:nvPicPr>
-                    <pic:cNvPr descr="06_securite_alimentaire_files/figure-docx/fig_soudure_hameau-1.png" id="429" name="Picture"/>
+                    <pic:cNvPr descr="06_securite_alimentaire_files/figure-docx/fig_soudure_hameau-1.png" id="428" name="Picture"/>
                     <pic:cNvPicPr>
                       <a:picLocks noChangeArrowheads="1" noChangeAspect="1"/>
                     </pic:cNvPicPr>
                   </pic:nvPicPr>
                   <pic:blipFill>
-                    <a:blip r:embed="rId427"/>
+                    <a:blip r:embed="rId426"/>
                     <a:stretch>
                       <a:fillRect/>
                     </a:stretch>
@@ -10767,8 +10727,8 @@
         <w:t xml:space="preserve">Durée moyenne de la soudure par hameau</w:t>
       </w:r>
     </w:p>
-    <w:bookmarkEnd w:id="430"/>
-    <w:bookmarkStart w:id="434" w:name="X95464c5386b49ecd39248ef20943633679142d7"/>
+    <w:bookmarkEnd w:id="429"/>
+    <w:bookmarkStart w:id="433" w:name="X95464c5386b49ecd39248ef20943633679142d7"/>
     <w:p>
       <w:pPr>
         <w:pStyle w:val="Titre4"/>
@@ -10786,18 +10746,18 @@
           <wp:inline>
             <wp:extent cx="4620126" cy="3696101"/>
             <wp:effectExtent b="0" l="0" r="0" t="0"/>
-            <wp:docPr descr="" title="" id="432" name="Picture"/>
+            <wp:docPr descr="" title="" id="431" name="Picture"/>
             <a:graphic>
               <a:graphicData uri="http://schemas.openxmlformats.org/drawingml/2006/picture">
                 <pic:pic>
                   <pic:nvPicPr>
-                    <pic:cNvPr descr="06_securite_alimentaire_files/figure-docx/g1_soudure_distrib-1.png" id="433" name="Picture"/>
+                    <pic:cNvPr descr="06_securite_alimentaire_files/figure-docx/g1_soudure_distrib-1.png" id="432" name="Picture"/>
                     <pic:cNvPicPr>
                       <a:picLocks noChangeArrowheads="1" noChangeAspect="1"/>
                     </pic:cNvPicPr>
                   </pic:nvPicPr>
                   <pic:blipFill>
-                    <a:blip r:embed="rId431"/>
+                    <a:blip r:embed="rId430"/>
                     <a:stretch>
                       <a:fillRect/>
                     </a:stretch>
@@ -10824,8 +10784,8 @@
         </w:drawing>
       </w:r>
     </w:p>
-    <w:bookmarkEnd w:id="434"/>
-    <w:bookmarkStart w:id="438" w:name="calendrier-de-la-soudure"/>
+    <w:bookmarkEnd w:id="433"/>
+    <w:bookmarkStart w:id="437" w:name="calendrier-de-la-soudure"/>
     <w:p>
       <w:pPr>
         <w:pStyle w:val="Titre4"/>
@@ -10843,18 +10803,18 @@
           <wp:inline>
             <wp:extent cx="4620126" cy="3696101"/>
             <wp:effectExtent b="0" l="0" r="0" t="0"/>
-            <wp:docPr descr="" title="" id="436" name="Picture"/>
+            <wp:docPr descr="" title="" id="435" name="Picture"/>
             <a:graphic>
               <a:graphicData uri="http://schemas.openxmlformats.org/drawingml/2006/picture">
                 <pic:pic>
                   <pic:nvPicPr>
-                    <pic:cNvPr descr="06_securite_alimentaire_files/figure-docx/g2_calendrier_soudure-1.png" id="437" name="Picture"/>
+                    <pic:cNvPr descr="06_securite_alimentaire_files/figure-docx/g2_calendrier_soudure-1.png" id="436" name="Picture"/>
                     <pic:cNvPicPr>
                       <a:picLocks noChangeArrowheads="1" noChangeAspect="1"/>
                     </pic:cNvPicPr>
                   </pic:nvPicPr>
                   <pic:blipFill>
-                    <a:blip r:embed="rId435"/>
+                    <a:blip r:embed="rId434"/>
                     <a:stretch>
                       <a:fillRect/>
                     </a:stretch>
@@ -10881,109 +10841,141 @@
         </w:drawing>
       </w:r>
     </w:p>
+    <w:bookmarkEnd w:id="437"/>
     <w:bookmarkEnd w:id="438"/>
+    <w:bookmarkStart w:id="446" w:name="stress-alimentaire"/>
+    <w:p>
+      <w:pPr>
+        <w:pStyle w:val="Titre3"/>
+      </w:pPr>
+      <w:r>
+        <w:t xml:space="preserve">6.1.2 Stress alimentaire</w:t>
+      </w:r>
+    </w:p>
+    <w:p>
+      <w:pPr>
+        <w:pStyle w:val="FirstParagraph"/>
+      </w:pPr>
+      <w:r>
+        <w:t xml:space="preserve">Le stress alimentaire reflète les mois durant lesquels le ménage éprouve des difficultés à se nourrir correctement, que ce soit en quantité ou en qualité. Sa durée est généralement supérieure à celle de la soudure stricto sensu.</w:t>
+      </w:r>
+    </w:p>
+    <w:p>
+      <w:pPr>
+        <w:pStyle w:val="Corpsdetexte"/>
+      </w:pPr>
+      <w:r>
+        <w:t xml:space="preserve">Dans l’Alaotra, La durée moyenne du stress alimentaire atteint 2.5 mois.</w:t>
+      </w:r>
+    </w:p>
+    <w:bookmarkStart w:id="439" w:name="X9a463c72b8245f9704bb79ecb2abc3d188eed1f"/>
+    <w:p>
+      <w:pPr>
+        <w:pStyle w:val="Titre4"/>
+      </w:pPr>
+      <w:r>
+        <w:t xml:space="preserve">6.1.2.1 Durée du stress alimentaire par observatoire</w:t>
+      </w:r>
+    </w:p>
     <w:bookmarkEnd w:id="439"/>
-    <w:bookmarkStart w:id="446" w:name="stress-alimentaire"/>
-    <w:p>
-      <w:pPr>
-        <w:pStyle w:val="Titre3"/>
-      </w:pPr>
-      <w:r>
-        <w:t xml:space="preserve">6.1.2 Stress alimentaire</w:t>
-      </w:r>
-    </w:p>
-    <w:p>
-      <w:pPr>
-        <w:pStyle w:val="FirstParagraph"/>
-      </w:pPr>
-      <w:r>
-        <w:t xml:space="preserve">Le stress alimentaire reflète les mois durant lesquels le ménage éprouve des difficultés à se nourrir correctement, que ce soit en quantité ou en qualité. Sa durée est généralement supérieure à celle de la soudure stricto sensu.</w:t>
-      </w:r>
-    </w:p>
-    <w:p>
-      <w:pPr>
-        <w:pStyle w:val="Corpsdetexte"/>
-      </w:pPr>
-      <w:r>
-        <w:t xml:space="preserve">Dans l’Alaotra, La durée moyenne du stress alimentaire atteint 2.5 mois.</w:t>
-      </w:r>
-    </w:p>
-    <w:bookmarkStart w:id="440" w:name="X9a463c72b8245f9704bb79ecb2abc3d188eed1f"/>
+    <w:bookmarkStart w:id="440" w:name="calendrier-du-stress-alimentaire"/>
     <w:p>
       <w:pPr>
         <w:pStyle w:val="Titre4"/>
       </w:pPr>
       <w:r>
-        <w:t xml:space="preserve">6.1.2.1 Durée du stress alimentaire par observatoire</w:t>
+        <w:t xml:space="preserve">6.1.2.2 Calendrier du stress alimentaire</w:t>
       </w:r>
     </w:p>
     <w:bookmarkEnd w:id="440"/>
-    <w:bookmarkStart w:id="441" w:name="calendrier-du-stress-alimentaire"/>
+    <w:bookmarkStart w:id="445" w:name="Xccf58b071d79cc51e6dccc31b240904335e5845"/>
     <w:p>
       <w:pPr>
         <w:pStyle w:val="Titre4"/>
       </w:pPr>
       <w:r>
-        <w:t xml:space="preserve">6.1.2.2 Calendrier du stress alimentaire</w:t>
-      </w:r>
-    </w:p>
-    <w:bookmarkEnd w:id="441"/>
-    <w:bookmarkStart w:id="445" w:name="Xccf58b071d79cc51e6dccc31b240904335e5845"/>
-    <w:p>
-      <w:pPr>
-        <w:pStyle w:val="Titre4"/>
-      </w:pPr>
-      <w:r>
         <w:t xml:space="preserve">6.1.2.3 Comparaison soudure et stress alimentaire</w:t>
       </w:r>
     </w:p>
-    <w:p>
-      <w:pPr>
-        <w:pStyle w:val="FirstParagraph"/>
-      </w:pPr>
-      <w:r>
-        <w:drawing>
-          <wp:inline>
-            <wp:extent cx="4620126" cy="3696101"/>
-            <wp:effectExtent b="0" l="0" r="0" t="0"/>
-            <wp:docPr descr="" title="" id="443" name="Picture"/>
-            <a:graphic>
-              <a:graphicData uri="http://schemas.openxmlformats.org/drawingml/2006/picture">
-                <pic:pic>
-                  <pic:nvPicPr>
-                    <pic:cNvPr descr="06_securite_alimentaire_files/figure-docx/g3_soudure_vs_stress-1.png" id="444" name="Picture"/>
-                    <pic:cNvPicPr>
-                      <a:picLocks noChangeArrowheads="1" noChangeAspect="1"/>
-                    </pic:cNvPicPr>
-                  </pic:nvPicPr>
-                  <pic:blipFill>
-                    <a:blip r:embed="rId442"/>
-                    <a:stretch>
-                      <a:fillRect/>
-                    </a:stretch>
-                  </pic:blipFill>
-                  <pic:spPr bwMode="auto">
-                    <a:xfrm>
-                      <a:off x="0" y="0"/>
-                      <a:ext cx="4620126" cy="3696101"/>
-                    </a:xfrm>
-                    <a:prstGeom prst="rect">
-                      <a:avLst/>
-                    </a:prstGeom>
-                    <a:noFill/>
-                    <a:ln w="9525">
-                      <a:noFill/>
-                      <a:headEnd/>
-                      <a:tailEnd/>
-                    </a:ln>
-                  </pic:spPr>
-                </pic:pic>
-              </a:graphicData>
-            </a:graphic>
-          </wp:inline>
-        </w:drawing>
-      </w:r>
-    </w:p>
+    <w:tbl>
+      <w:tblPr>
+        <w:tblStyle w:val="Table"/>
+        <w:tblW w:type="pct" w:w="5000"/>
+        <w:tblLayout w:type="fixed"/>
+        <w:tblLook w:firstRow="0" w:lastRow="0" w:firstColumn="0" w:lastColumn="0" w:noHBand="0" w:noVBand="0" w:val="0000"/>
+      </w:tblPr>
+      <w:tblGrid>
+        <w:gridCol w:w="7920"/>
+      </w:tblGrid>
+      <w:tr>
+        <w:tc>
+          <w:tcPr/>
+          <w:bookmarkStart w:id="444" w:name="fig-soudure-vs-stress"/>
+          <w:p>
+            <w:pPr>
+              <w:jc w:val="center"/>
+            </w:pPr>
+            <w:pPr>
+              <w:jc w:val="left"/>
+              <w:spacing w:before="200"/>
+              <w:pStyle w:val="ImageCaption"/>
+            </w:pPr>
+            <w:r>
+              <w:t xml:space="preserve">Figure 6.1: Comparaison soudure et stress alimentaire</w:t>
+            </w:r>
+          </w:p>
+          <w:p>
+            <w:pPr>
+              <w:pStyle w:val="Compact"/>
+              <w:jc w:val="center"/>
+            </w:pPr>
+            <w:r>
+              <w:drawing>
+                <wp:inline>
+                  <wp:extent cx="4620126" cy="3696101"/>
+                  <wp:effectExtent b="0" l="0" r="0" t="0"/>
+                  <wp:docPr descr="" title="" id="442" name="Picture"/>
+                  <a:graphic>
+                    <a:graphicData uri="http://schemas.openxmlformats.org/drawingml/2006/picture">
+                      <pic:pic>
+                        <pic:nvPicPr>
+                          <pic:cNvPr descr="06_securite_alimentaire_files/figure-docx/fig-soudure-vs-stress-1.png" id="443" name="Picture"/>
+                          <pic:cNvPicPr>
+                            <a:picLocks noChangeArrowheads="1" noChangeAspect="1"/>
+                          </pic:cNvPicPr>
+                        </pic:nvPicPr>
+                        <pic:blipFill>
+                          <a:blip r:embed="rId441"/>
+                          <a:stretch>
+                            <a:fillRect/>
+                          </a:stretch>
+                        </pic:blipFill>
+                        <pic:spPr bwMode="auto">
+                          <a:xfrm>
+                            <a:off x="0" y="0"/>
+                            <a:ext cx="4620126" cy="3696101"/>
+                          </a:xfrm>
+                          <a:prstGeom prst="rect">
+                            <a:avLst/>
+                          </a:prstGeom>
+                          <a:noFill/>
+                          <a:ln w="9525">
+                            <a:noFill/>
+                            <a:headEnd/>
+                            <a:tailEnd/>
+                          </a:ln>
+                        </pic:spPr>
+                      </pic:pic>
+                    </a:graphicData>
+                  </a:graphic>
+                </wp:inline>
+              </w:drawing>
+            </w:r>
+          </w:p>
+          <w:bookmarkEnd w:id="444"/>
+        </w:tc>
+      </w:tr>
+    </w:tbl>
     <w:bookmarkEnd w:id="445"/>
     <w:bookmarkEnd w:id="446"/>
     <w:bookmarkStart w:id="454" w:name="alimentation-de-base"/>

--- a/docs/downloads/rapport-alaotra.docx
+++ b/docs/downloads/rapport-alaotra.docx
@@ -63,7 +63,7 @@
         <w:pStyle w:val="Date"/>
       </w:pPr>
       <w:r>
-        <w:t xml:space="preserve">2026-06-29</w:t>
+        <w:t xml:space="preserve">2026-07-08</w:t>
       </w:r>
     </w:p>
     <w:p xmlns:w="http://schemas.openxmlformats.org/wordprocessingml/2006/main" xmlns:r="http://schemas.openxmlformats.org/officeDocument/2006/relationships" xmlns:wp="http://schemas.openxmlformats.org/drawingml/2006/wordprocessingDrawing" xmlns:a="http://schemas.openxmlformats.org/drawingml/2006/main" xmlns:pic="http://schemas.openxmlformats.org/drawingml/2006/picture">
@@ -385,14 +385,6 @@
         <w:pStyle w:val="FirstParagraph"/>
       </w:pPr>
       <w:r>
-        <w:t xml:space="preserve">Les enquêtes de l’observatoire rural d’Alaotra ont été menées de manière régulière entre 1999 et 2014, avec une seule interruption l’année 2009 en raison de la crise politique qui a secoué le pays. La campagne 2025, réalisée par le projet BETSAKA, renoue avec ce suivi après une interruption de plus de dix ans. L’enquête conserve les instruments et la méthodologie des campagnes antérieures, tout en reprenant des ajustements faits dans le cadre de l’observatoire du Makay en 2022 et 2024, et en les adaptant au contexte actuel.</w:t>
-      </w:r>
-    </w:p>
-    <w:p>
-      <w:pPr>
-        <w:pStyle w:val="Corpsdetexte"/>
-      </w:pPr>
-      <w:r>
         <w:t xml:space="preserve">Les principales modifications du questionnaire concernent :</w:t>
       </w:r>
     </w:p>
@@ -415,7 +407,7 @@
         </w:numPr>
       </w:pPr>
       <w:r>
-        <w:t xml:space="preserve">l’introduction de nouveaux modules sur les feux (S), le rapport des ménages ruraux avec l’environnement (RM-UM-AP).</w:t>
+        <w:t xml:space="preserve">l’introduction de nouveaux modules sur les évènements climatiques extrêmes (CC), la sécurité alimentaire (SA-SSA), feux (S), le rapport des ménages ruraux avec l’environnement (RM-UM-AP).</w:t>
       </w:r>
     </w:p>
     <w:p>
@@ -676,7 +668,45 @@
         <w:pStyle w:val="FirstParagraph"/>
       </w:pPr>
       <w:r>
-        <w:t xml:space="preserve">Au total, 507 ménages enquêtés à Alaotra, pour 1 975 individus. A Marovoay, 519 ménages ont été enquêtés pour 2 297 individus.</w:t>
+        <w:t xml:space="preserve">A Alaotra, 507 ménages sont enquêtés pour 1 975 individus.</w:t>
+      </w:r>
+    </w:p>
+    <w:p>
+      <w:pPr>
+        <w:pStyle w:val="Corpsdetexte"/>
+      </w:pPr>
+      <w:r>
+        <w:t xml:space="preserve">:::: {.content-hidden when-profile=</w:t>
+      </w:r>
+      <w:r>
+        <w:t xml:space="preserve">“alaotra”</w:t>
+      </w:r>
+      <w:r>
+        <w:t xml:space="preserve">}</w:t>
+      </w:r>
+      <w:r>
+        <w:t xml:space="preserve"> </w:t>
+      </w:r>
+      <w:r>
+        <w:t xml:space="preserve">::: obs-marovoay</w:t>
+      </w:r>
+      <w:r>
+        <w:t xml:space="preserve"> </w:t>
+      </w:r>
+      <w:r>
+        <w:t xml:space="preserve">A Marovoay, 519 ménages ont été enquêtés pour 2 297 individus.</w:t>
+      </w:r>
+      <w:r>
+        <w:t xml:space="preserve"> </w:t>
+      </w:r>
+      <w:r>
+        <w:t xml:space="preserve">:::</w:t>
+      </w:r>
+      <w:r>
+        <w:t xml:space="preserve"> </w:t>
+      </w:r>
+      <w:r>
+        <w:t xml:space="preserve">::::</w:t>
       </w:r>
     </w:p>
     <w:p>
@@ -3379,32 +3409,6 @@
         <w:pStyle w:val="FirstParagraph"/>
       </w:pPr>
       <w:r>
-        <w:rPr>
-          <w:b/>
-          <w:bCs/>
-        </w:rPr>
-        <w:t xml:space="preserve">FIGURE ET INTERPRETATION POUR</w:t>
-      </w:r>
-      <w:r>
-        <w:rPr>
-          <w:b/>
-          <w:bCs/>
-        </w:rPr>
-        <w:t xml:space="preserve"> </w:t>
-      </w:r>
-      <w:r>
-        <w:rPr>
-          <w:b/>
-          <w:bCs/>
-        </w:rPr>
-        <w:t xml:space="preserve">“APTITUDE A LA LECTURE DES AUTRES MEMBRES”</w:t>
-      </w:r>
-    </w:p>
-    <w:p>
-      <w:pPr>
-        <w:pStyle w:val="Corpsdetexte"/>
-      </w:pPr>
-      <w:r>
         <w:t xml:space="preserve">A Alaotra, les femmes affichent une maîtrise de la lecture supérieure à celle des hommes avec une maitrise de 76.5 % contre 69.5 % respectivement. Les personnes lisant avec effort représentent 7.5 % des femmes et 9.0 % des hommes. L’absence totale de capacité de lecture concerne 15.9 % des femmes et 21.6 % des hommes.</w:t>
       </w:r>
     </w:p>
@@ -3564,13 +3568,13 @@
         <w:t xml:space="preserve">Le taux de scolarisation des enfants de 6 à 14 ans constitue un indicateur clé du développement humain et de l’investissement des ménages dans l’éducation.</w:t>
       </w:r>
     </w:p>
-    <w:bookmarkStart w:id="269" w:name="X6d9aa1dd44c1ac9e432add0b434b8dafb589d26"/>
+    <w:bookmarkStart w:id="269" w:name="X018eed9deeb686660e0600abc5f043ef00d6169"/>
     <w:p>
       <w:pPr>
         <w:pStyle w:val="Titre4"/>
       </w:pPr>
       <w:r>
-        <w:t xml:space="preserve">2.3.3.1 Taux de scolarisation des enfants de 6 à 14 ans</w:t>
+        <w:t xml:space="preserve">2.3.3.1 Taux net de scolarisation des enfants de 6 à 14 ans</w:t>
       </w:r>
     </w:p>
     <w:p>
@@ -3578,7 +3582,7 @@
         <w:pStyle w:val="FirstParagraph"/>
       </w:pPr>
       <w:r>
-        <w:t xml:space="preserve">Dans l’Alaotra, le taux de scolarisation s’élève à 93.7 %.</w:t>
+        <w:t xml:space="preserve">Dans l’Alaotra, le taux net de scolarisation s’élève à 93.7 %.</w:t>
       </w:r>
     </w:p>
     <w:p>
